--- a/wordcloud.docx
+++ b/wordcloud.docx
@@ -1,6 +1,6 @@
 
 <file path=word/document.xml><?xml version="1.0" encoding="utf-8"?>
-<w:document xmlns:wpc="http://schemas.microsoft.com/office/word/2010/wordprocessingCanvas" xmlns:cx="http://schemas.microsoft.com/office/drawing/2014/chartex" xmlns:cx1="http://schemas.microsoft.com/office/drawing/2015/9/8/chartex" xmlns:cx2="http://schemas.microsoft.com/office/drawing/2015/10/21/chartex" xmlns:cx3="http://schemas.microsoft.com/office/drawing/2016/5/9/chartex" xmlns:cx4="http://schemas.microsoft.com/office/drawing/2016/5/10/chartex" xmlns:cx5="http://schemas.microsoft.com/office/drawing/2016/5/11/chartex" xmlns:cx6="http://schemas.microsoft.com/office/drawing/2016/5/12/chartex" xmlns:cx7="http://schemas.microsoft.com/office/drawing/2016/5/13/chartex" xmlns:cx8="http://schemas.microsoft.com/office/drawing/2016/5/14/chartex" xmlns:mc="http://schemas.openxmlformats.org/markup-compatibility/2006" xmlns:aink="http://schemas.microsoft.com/office/drawing/2016/ink" xmlns:am3d="http://schemas.microsoft.com/office/drawing/2017/model3d" xmlns:o="urn:schemas-microsoft-com:office:office" xmlns:oel="http://schemas.microsoft.com/office/2019/extlst" xmlns:r="http://schemas.openxmlformats.org/officeDocument/2006/relationships" xmlns:m="http://schemas.openxmlformats.org/officeDocument/2006/math" xmlns:v="urn:schemas-microsoft-com:vml" xmlns:wp14="http://schemas.microsoft.com/office/word/2010/wordprocessingDrawing" xmlns:wp="http://schemas.openxmlformats.org/drawingml/2006/wordprocessingDrawing" xmlns:w10="urn:schemas-microsoft-com:office:word" xmlns:w="http://schemas.openxmlformats.org/wordprocessingml/2006/main" xmlns:w14="http://schemas.microsoft.com/office/word/2010/wordml" xmlns:w15="http://schemas.microsoft.com/office/word/2012/wordml" xmlns:w16cex="http://schemas.microsoft.com/office/word/2018/wordml/cex" xmlns:w16cid="http://schemas.microsoft.com/office/word/2016/wordml/cid" xmlns:w16="http://schemas.microsoft.com/office/word/2018/wordml" xmlns:w16du="http://schemas.microsoft.com/office/word/2023/wordml/word16du" xmlns:w16sdtdh="http://schemas.microsoft.com/office/word/2020/wordml/sdtdatahash" xmlns:w16sdtfl="http://schemas.microsoft.com/office/word/2024/wordml/sdtformatlock" xmlns:w16se="http://schemas.microsoft.com/office/word/2015/wordml/symex" xmlns:wpg="http://schemas.microsoft.com/office/word/2010/wordprocessingGroup" xmlns:wpi="http://schemas.microsoft.com/office/word/2010/wordprocessingInk" xmlns:wne="http://schemas.microsoft.com/office/word/2006/wordml" xmlns:wps="http://schemas.microsoft.com/office/word/2010/wordprocessingShape" mc:Ignorable="w14 w15 w16se w16cid w16 w16cex w16sdtdh w16sdtfl w16du wp14">
+<w:document xmlns:wpc="http://schemas.microsoft.com/office/word/2010/wordprocessingCanvas" xmlns:cx="http://schemas.microsoft.com/office/drawing/2014/chartex" xmlns:cx1="http://schemas.microsoft.com/office/drawing/2015/9/8/chartex" xmlns:cx2="http://schemas.microsoft.com/office/drawing/2015/10/21/chartex" xmlns:cx3="http://schemas.microsoft.com/office/drawing/2016/5/9/chartex" xmlns:cx4="http://schemas.microsoft.com/office/drawing/2016/5/10/chartex" xmlns:cx5="http://schemas.microsoft.com/office/drawing/2016/5/11/chartex" xmlns:cx6="http://schemas.microsoft.com/office/drawing/2016/5/12/chartex" xmlns:cx7="http://schemas.microsoft.com/office/drawing/2016/5/13/chartex" xmlns:cx8="http://schemas.microsoft.com/office/drawing/2016/5/14/chartex" xmlns:mc="http://schemas.openxmlformats.org/markup-compatibility/2006" xmlns:m="http://schemas.openxmlformats.org/officeDocument/2006/math" xmlns:aink="http://schemas.microsoft.com/office/drawing/2016/ink" xmlns:am3d="http://schemas.microsoft.com/office/drawing/2017/model3d" xmlns:oel="http://schemas.microsoft.com/office/2019/extlst" xmlns:r="http://schemas.openxmlformats.org/officeDocument/2006/relationships" xmlns:wp14="http://schemas.microsoft.com/office/word/2010/wordprocessingDrawing" xmlns:wp="http://schemas.openxmlformats.org/drawingml/2006/wordprocessingDrawing" xmlns:wpg="http://schemas.microsoft.com/office/word/2010/wordprocessingGroup" xmlns:wpi="http://schemas.microsoft.com/office/word/2010/wordprocessingInk" xmlns:wps="http://schemas.microsoft.com/office/word/2010/wordprocessingShape" xmlns:o="urn:schemas-microsoft-com:office:office" xmlns:v="urn:schemas-microsoft-com:vml" xmlns:w10="urn:schemas-microsoft-com:office:word" xmlns:w="http://schemas.openxmlformats.org/wordprocessingml/2006/main" xmlns:w14="http://schemas.microsoft.com/office/word/2010/wordml" xmlns:w15="http://schemas.microsoft.com/office/word/2012/wordml" xmlns:w16cex="http://schemas.microsoft.com/office/word/2018/wordml/cex" xmlns:w16cid="http://schemas.microsoft.com/office/word/2016/wordml/cid" xmlns:w16="http://schemas.microsoft.com/office/word/2018/wordml" xmlns:w16sdtdh="http://schemas.microsoft.com/office/word/2020/wordml/sdtdatahash" xmlns:w16sdtfl="http://schemas.microsoft.com/office/word/2024/wordml/sdtformatlock" xmlns:w16se="http://schemas.microsoft.com/office/word/2015/wordml/symex" xmlns:w16du="http://schemas.microsoft.com/office/word/2023/wordml/word16du" xmlns:wne="http://schemas.microsoft.com/office/word/2006/wordml" mc:Ignorable="w14 w15 w16se w16cid w16 w16cex w16sdtdh w16sdtfl w16du wp14">
   <w:body>
     <w:p>
       <w:r>
@@ -33,7 +33,15 @@
     <w:p/>
     <w:p>
       <w:r>
-        <w:t>We present our determination of the nuclear supermassive black hole (SMBH) mass function for spiral galaxies in the Local Universe, established from a volume-limited sample consisting of a statistically complete collection of the brightest spiral galaxies in the Southern Hemisphere. Our SMBH mass function agrees well at the high-mass end with previous values given in the literature. At the low-mass end, inconsistencies exist in previous works that still need to be resolved, but our work is more in line with expectations based on modeling of SMBH evolution. This low-mass end of the spectrum is critical to our understanding of the mass function and evolution of SMBHs since the epoch of maximum quasar activity. A luminosity distance ≤ 25.4 Mpc and an absolute B-band magnitude ≤ -19.12 define the sample. These limits define a sample of 140 spiral galaxies, with 128 measurable pitch angles to establish the pitch angle distribution for this sample. This pitch angle distribution function may be useful in the study of the morphology of late-type galaxies. We then use an established relationship between the pitch angle and the mass of the central SMBH in a host galaxy in order to estimate the mass of the 128 respective SMBHs in this sample. This result effectively gives us the distribution of mass for SMBHs residing in spiral galaxies over a lookback time ≤ 82.1 h−167.77 Myr and contained within a comoving volume of 3.37 × 104 h−367.77 Mpc3. We estimate the density of SMBHs residing in spiral galaxies in the Local Universe is 5.54+6.55−2.73 × 104 h367.77 M</w:t>
+        <w:t xml:space="preserve">We present our determination of the nuclear supermassive black hole (SMBH) mass function for spiral galaxies in the Local Universe, established from a volume-limited sample consisting of a statistically complete collection of the brightest spiral galaxies in the Southern Hemisphere. Our SMBH mass function agrees well at the high-mass end with previous values given in the literature. At the low-mass end, inconsistencies exist in previous works that still need to be resolved, but our work is more in line with expectations based on </w:t>
+      </w:r>
+      <w:proofErr w:type="spellStart"/>
+      <w:r>
+        <w:t>modeling</w:t>
+      </w:r>
+      <w:proofErr w:type="spellEnd"/>
+      <w:r>
+        <w:t xml:space="preserve"> of SMBH evolution. This low-mass end of the spectrum is critical to our understanding of the mass function and evolution of SMBHs since the epoch of maximum quasar activity. A luminosity distance ≤ 25.4 Mpc and an absolute B-band magnitude ≤ -19.12 define the sample. These limits define a sample of 140 spiral galaxies, with 128 measurable pitch angles to establish the pitch angle distribution for this sample. This pitch angle distribution function may be useful in the study of the morphology of late-type galaxies. We then use an established relationship between the pitch angle and the mass of the central SMBH in a host galaxy in order to estimate the mass of the 128 respective SMBHs in this sample. This result effectively gives us the distribution of mass for SMBHs residing in spiral galaxies over a lookback time ≤ 82.1 h−167.77 Myr and contained within a comoving volume of 3.37 × 104 h−367.77 Mpc3. We estimate the density of SMBHs residing in spiral galaxies in the Local Universe is 5.54+6.55−2.73 × 104 h367.77 M</w:t>
       </w:r>
       <w:r>
         <w:rPr>
@@ -48,7 +56,15 @@
     <w:p/>
     <w:p>
       <w:r>
-        <w:t xml:space="preserve">We investigate the use of spiral arm pitch angles as a probe of disk galaxy mass profiles. We confirm our previous result that spiral arm pitch angles (P) are well correlated with the rate of shear (S) in disk galaxy rotation curves. We use this correlation to argue that imaging data alone can provide a powerful probe of galactic mass distributions out to large look-back times. We then use a sample of 13 galaxies, with Spitzer 3.6 μm imaging data and observed Hα rotation curves, to demonstrate how an inferred shear rate coupled with a bulge-disk decomposition model and a Tully-Fisher-derived velocity normalization can be used to place constraints on a galaxy's baryon fraction and dark matter halo profile. Finally, we show that there appears to be a trend (albeit a weak correlation) between spiral arm pitch angle and halo concentration. We discuss </w:t>
+        <w:t xml:space="preserve">We investigate the use of spiral arm pitch angles as a probe of disk galaxy mass profiles. We confirm our previous result that spiral arm pitch angles (P) are well correlated with the rate of shear (S) in disk galaxy rotation curves. We use this correlation to argue that imaging data alone can provide a powerful probe of galactic mass distributions out to large look-back times. We then use a sample of 13 galaxies, with Spitzer 3.6 </w:t>
+      </w:r>
+      <w:proofErr w:type="spellStart"/>
+      <w:r>
+        <w:t>μm</w:t>
+      </w:r>
+      <w:proofErr w:type="spellEnd"/>
+      <w:r>
+        <w:t xml:space="preserve"> imaging data and observed Hα rotation curves, to demonstrate how an inferred shear rate coupled with a bulge-disk decomposition model and a Tully-Fisher-derived velocity normalization can be used to place constraints on a galaxy's baryon fraction and dark matter halo profile. Finally, we show that there appears to be a trend (albeit a weak correlation) between spiral arm pitch angle and halo concentration. We discuss </w:t>
       </w:r>
       <w:r>
         <w:lastRenderedPageBreak/>
@@ -70,7 +86,39 @@
     <w:p/>
     <w:p>
       <w:r>
-        <w:t>The density-wave theory of galactic spiral-arm structure makes a striking prediction that the pitch angle of spiral arms should vary with the wavelength of the galaxy’s image. The reason is that stars are born in the density wave but move out of it as they age. They move ahead of the density wave inside the co-rotation radius, and fall behind outside of it, resulting in a tighter pitch angle at wavelengths that image stars (optical and near-infrared) than those that are associated with star formation (far-infrared and ultraviolet). In this study we combined large sample size with wide range of wavelengths, from the ultraviolet to the infrared to investigate this issue. For each galaxy we used an optical wavelength image (B-band: 445 nm) and images from the Spitzer Space Telescope at two infrared wavelengths (infrared: 3.6 and 8.0 μm) and we measured the pitch angle with the 2DFFT and Spirality codes. We find that the B-band and 3.6 μm images have smaller pitch angles than the infrared 8.0 μm image in all cases, in agreement with the prediction of density-wave theory. We also used images in the ultraviolet from Galaxy Evolution Explorer, whose pitch angles agreed with the measurements made at 8 μm.</w:t>
+        <w:t xml:space="preserve">The density-wave theory of galactic spiral-arm structure makes a striking prediction that the pitch angle of spiral arms should vary with the wavelength of the galaxy’s image. The reason is that stars are born in the density wave but move out of it as they age. They move ahead of the density wave inside the co-rotation radius, and fall behind outside of it, resulting in a tighter pitch angle at wavelengths that image stars (optical and near-infrared) than those that are associated with star formation (far-infrared and ultraviolet). In this study we combined large sample size with wide range of wavelengths, from the ultraviolet to the infrared to investigate this issue. For each galaxy we used an optical wavelength image (B-band: 445 nm) and images from the Spitzer Space Telescope at two infrared wavelengths (infrared: 3.6 and 8.0 </w:t>
+      </w:r>
+      <w:proofErr w:type="spellStart"/>
+      <w:r>
+        <w:t>μm</w:t>
+      </w:r>
+      <w:proofErr w:type="spellEnd"/>
+      <w:r>
+        <w:t xml:space="preserve">) and we measured the pitch angle with the 2DFFT and Spirality codes. We find that the B-band and 3.6 </w:t>
+      </w:r>
+      <w:proofErr w:type="spellStart"/>
+      <w:r>
+        <w:t>μm</w:t>
+      </w:r>
+      <w:proofErr w:type="spellEnd"/>
+      <w:r>
+        <w:t xml:space="preserve"> images have smaller pitch angles than the infrared 8.0 </w:t>
+      </w:r>
+      <w:proofErr w:type="spellStart"/>
+      <w:r>
+        <w:t>μm</w:t>
+      </w:r>
+      <w:proofErr w:type="spellEnd"/>
+      <w:r>
+        <w:t xml:space="preserve"> image in all cases, in agreement with the prediction of density-wave theory. We also used images in the ultraviolet from Galaxy Evolution Explorer, whose pitch angles agreed with the measurements made at 8 </w:t>
+      </w:r>
+      <w:proofErr w:type="spellStart"/>
+      <w:r>
+        <w:t>μm</w:t>
+      </w:r>
+      <w:proofErr w:type="spellEnd"/>
+      <w:r>
+        <w:t>.</w:t>
       </w:r>
     </w:p>
     <w:p/>
@@ -84,11 +132,43 @@
       </w:r>
       <w:proofErr w:type="gramEnd"/>
       <w:r>
-        <w:t xml:space="preserve">=-19.12. These limits define a sample of 140 spiral, 30 elliptical (E), and 38 lenticular (S0) galaxies. We established the Sérsic index distribution for early-type (E/S0) galaxies in our sample. Davis et al. established the pitch angle distribution for their sample, which is identical to our late-type (spiral) galaxy sample. We then used the pitch angle and the Sérsic index distributions in order to estimate the SMBH mass function for our volume-limited sample. The observational simplicity of our approach relies on the empirical relation between the mass of the central SMBH and the Sérsic index for an early-type galaxy or the </w:t>
+        <w:t xml:space="preserve">=-19.12. These limits define a sample of 140 spiral, 30 elliptical (E), and 38 lenticular (S0) galaxies. We established the </w:t>
+      </w:r>
+      <w:proofErr w:type="spellStart"/>
+      <w:r>
+        <w:t>Sérsic</w:t>
+      </w:r>
+      <w:proofErr w:type="spellEnd"/>
+      <w:r>
+        <w:t xml:space="preserve"> index distribution for early-type (E/S0) galaxies in our sample. Davis et al. established the pitch angle distribution for their sample, which is identical to our late-type (spiral) galaxy sample. We then used the pitch angle and the </w:t>
+      </w:r>
+      <w:proofErr w:type="spellStart"/>
+      <w:r>
+        <w:t>Sérsic</w:t>
+      </w:r>
+      <w:proofErr w:type="spellEnd"/>
+      <w:r>
+        <w:t xml:space="preserve"> index distributions in order to estimate the SMBH mass function for our volume-limited sample. The observational simplicity of our approach relies on the empirical relation between the mass of the central SMBH and the </w:t>
+      </w:r>
+      <w:proofErr w:type="spellStart"/>
+      <w:r>
+        <w:t>Sérsic</w:t>
+      </w:r>
+      <w:proofErr w:type="spellEnd"/>
+      <w:r>
+        <w:t xml:space="preserve"> index for an early-type galaxy or the </w:t>
       </w:r>
       <w:r>
         <w:lastRenderedPageBreak/>
-        <w:t>logarithmic spiral-arm pitch angle for a spiral galaxy. Our SMBH mass function agrees well at the high-mass end with previous values in the literature. At the low-mass end, although inconsistencies exist in previous works that still need to be resolved, our work is more in line with expectations based on modeling of black hole evolution.</w:t>
+        <w:t xml:space="preserve">logarithmic spiral-arm pitch angle for a spiral galaxy. Our SMBH mass function agrees well at the high-mass end with previous values in the literature. At the low-mass end, although inconsistencies exist in previous works that still need to be resolved, our work is more in line with expectations based on </w:t>
+      </w:r>
+      <w:proofErr w:type="spellStart"/>
+      <w:r>
+        <w:t>modeling</w:t>
+      </w:r>
+      <w:proofErr w:type="spellEnd"/>
+      <w:r>
+        <w:t xml:space="preserve"> of black hole evolution.</w:t>
       </w:r>
     </w:p>
     <w:p/>
@@ -100,13 +180,55 @@
         <w:br/>
         <w:t>Methods: We used well established X-ray and radio luminosity relations in accreting black holes, along with the latest scaling relations between the mass of the central black hole (MBH) and the properties of its host spheroid, to predict MBH in seven LLAGN, that were previously reported to be in the IMBH regime. Namely, we used the recently re-evaluated MBH-</w:t>
       </w:r>
-      <w:proofErr w:type="gramStart"/>
-      <w:r>
-        <w:t>Msph(</w:t>
-      </w:r>
-      <w:proofErr w:type="gramEnd"/>
-      <w:r>
-        <w:t>Msph: spheroid absolute magnitude at 3.6 μm) scaling relation for spiral galaxies, the MBH-nsph (nsph: major axis Sérsic index of the spheroid component) relation, the MBH-PA (PA: spiral pitch angle) relation, and a recently re-calibrated version of the FP-BH for weakly accreting BHs, to independently estimate MBH in all seven galaxies. </w:t>
+      <w:proofErr w:type="spellStart"/>
+      <w:proofErr w:type="gramStart"/>
+      <w:r>
+        <w:t>Msph</w:t>
+      </w:r>
+      <w:proofErr w:type="spellEnd"/>
+      <w:r>
+        <w:t>(</w:t>
+      </w:r>
+      <w:proofErr w:type="spellStart"/>
+      <w:proofErr w:type="gramEnd"/>
+      <w:r>
+        <w:t>Msph</w:t>
+      </w:r>
+      <w:proofErr w:type="spellEnd"/>
+      <w:r>
+        <w:t xml:space="preserve">: spheroid absolute magnitude at 3.6 </w:t>
+      </w:r>
+      <w:proofErr w:type="spellStart"/>
+      <w:r>
+        <w:t>μm</w:t>
+      </w:r>
+      <w:proofErr w:type="spellEnd"/>
+      <w:r>
+        <w:t>) scaling relation for spiral galaxies, the MBH-</w:t>
+      </w:r>
+      <w:proofErr w:type="spellStart"/>
+      <w:r>
+        <w:t>nsph</w:t>
+      </w:r>
+      <w:proofErr w:type="spellEnd"/>
+      <w:r>
+        <w:t> (</w:t>
+      </w:r>
+      <w:proofErr w:type="spellStart"/>
+      <w:r>
+        <w:t>nsph</w:t>
+      </w:r>
+      <w:proofErr w:type="spellEnd"/>
+      <w:r>
+        <w:t xml:space="preserve">: major axis </w:t>
+      </w:r>
+      <w:proofErr w:type="spellStart"/>
+      <w:r>
+        <w:t>Sérsic</w:t>
+      </w:r>
+      <w:proofErr w:type="spellEnd"/>
+      <w:r>
+        <w:t xml:space="preserve"> index of the spheroid component) relation, the MBH-PA (PA: spiral pitch angle) relation, and a recently re-calibrated version of the FP-BH for weakly accreting BHs, to independently estimate MBH in all seven galaxies. </w:t>
       </w:r>
       <w:r>
         <w:br/>
@@ -123,7 +245,31 @@
       </w:r>
       <w:r>
         <w:br/>
-        <w:t>Conclusions: We find that our latest, state-of-the-art techniques for bulge magnitude &amp; Sérsic index computations and the most recent updates of the MBH-Lsph, MBH-nsph, and MBH-PA relations and the FP-BH produce consistent results in the low-mass regime. We thus establish a multiple-method approach for predicting BH masses in the regime where their spheres of gravitational influence cannot be spatially resolved. Our approach mitigates against outliers from any one relation and provides a more robust average prediction. We will use our new method to revisit more IMBH candidates in LLAGN.</w:t>
+        <w:t xml:space="preserve">Conclusions: We find that our latest, state-of-the-art techniques for bulge magnitude &amp; </w:t>
+      </w:r>
+      <w:proofErr w:type="spellStart"/>
+      <w:r>
+        <w:t>Sérsic</w:t>
+      </w:r>
+      <w:proofErr w:type="spellEnd"/>
+      <w:r>
+        <w:t xml:space="preserve"> index computations and the most recent updates of the MBH-</w:t>
+      </w:r>
+      <w:proofErr w:type="spellStart"/>
+      <w:r>
+        <w:t>Lsph</w:t>
+      </w:r>
+      <w:proofErr w:type="spellEnd"/>
+      <w:r>
+        <w:t>, MBH-</w:t>
+      </w:r>
+      <w:proofErr w:type="spellStart"/>
+      <w:r>
+        <w:t>nsph</w:t>
+      </w:r>
+      <w:proofErr w:type="spellEnd"/>
+      <w:r>
+        <w:t>, and MBH-PA relations and the FP-BH produce consistent results in the low-mass regime. We thus establish a multiple-method approach for predicting BH masses in the regime where their spheres of gravitational influence cannot be spatially resolved. Our approach mitigates against outliers from any one relation and provides a more robust average prediction. We will use our new method to revisit more IMBH candidates in LLAGN.</w:t>
       </w:r>
     </w:p>
     <w:p/>
@@ -146,15 +292,39 @@
       </w:r>
       <w:proofErr w:type="gramEnd"/>
       <w:r>
-        <w:t xml:space="preserve">|ϕ| - 15°]. The total root </w:t>
-      </w:r>
-      <w:proofErr w:type="gramStart"/>
-      <w:r>
-        <w:t>mean</w:t>
-      </w:r>
-      <w:proofErr w:type="gramEnd"/>
-      <w:r>
-        <w:t xml:space="preserve"> square scatter associated with this relation is 0.43 dex in the log MBH direction, with an intrinsic scatter of 0.30 ± 0.08 dex. The MBH-ϕ relation is therefore at least as accurate at predicting SMBH masses in spiral galaxies as the other known relations. By definition, the existence of an MBH-ϕ relation demands that the SMBH mass must correlate with the galaxy discs in some manner. Moreover, with the majority of our sample (37 of 44) classified in the literature as having a pseudobulge morphology, we additionally reveal that the SMBH mass correlates with the large-scale spiral pattern and thus the discs of galaxies hosting pseudobulges. Furthermore, given that the MBH-ϕ relation is capable of estimating black hole masses in bulge-less spiral galaxies, it therefore has great promise for predicting which galaxies may harbour intermediate-mass black holes (IMBHs, MBH &lt; 105 M</w:t>
+        <w:t xml:space="preserve">|ϕ| - 15°]. The total root mean square scatter associated with this relation is 0.43 </w:t>
+      </w:r>
+      <w:proofErr w:type="spellStart"/>
+      <w:r>
+        <w:t>dex</w:t>
+      </w:r>
+      <w:proofErr w:type="spellEnd"/>
+      <w:r>
+        <w:t xml:space="preserve"> in the log MBH direction, with an intrinsic scatter of 0.30 ± 0.08 </w:t>
+      </w:r>
+      <w:proofErr w:type="spellStart"/>
+      <w:r>
+        <w:t>dex</w:t>
+      </w:r>
+      <w:proofErr w:type="spellEnd"/>
+      <w:r>
+        <w:t xml:space="preserve">. The MBH-ϕ relation is therefore at least as accurate at predicting SMBH masses in spiral galaxies as the other known relations. By definition, the existence of an MBH-ϕ relation demands that the SMBH mass must correlate with the galaxy discs in some manner. Moreover, with the majority of our sample (37 of 44) classified in the literature as having a </w:t>
+      </w:r>
+      <w:proofErr w:type="spellStart"/>
+      <w:r>
+        <w:t>pseudobulge</w:t>
+      </w:r>
+      <w:proofErr w:type="spellEnd"/>
+      <w:r>
+        <w:t xml:space="preserve"> morphology, we additionally reveal that the SMBH mass correlates with the large-scale spiral pattern and thus the discs of galaxies hosting </w:t>
+      </w:r>
+      <w:proofErr w:type="spellStart"/>
+      <w:r>
+        <w:t>pseudobulges</w:t>
+      </w:r>
+      <w:proofErr w:type="spellEnd"/>
+      <w:r>
+        <w:t>. Furthermore, given that the MBH-ϕ relation is capable of estimating black hole masses in bulge-less spiral galaxies, it therefore has great promise for predicting which galaxies may harbour intermediate-mass black holes (IMBHs, MBH &lt; 105 M</w:t>
       </w:r>
       <w:r>
         <w:rPr>
@@ -187,11 +357,48 @@
         <w:t>∗</w:t>
       </w:r>
       <w:r>
-        <w:t>,sph</w:t>
-      </w:r>
-      <w:proofErr w:type="gramEnd"/>
-      <w:r>
-        <w:t xml:space="preserve">) relation is, obviously, derived using two quantities. We endeavor to provide accurate values for the latter via detailed multicomponent galaxy decompositions for the current full sample of 43 spiral galaxies having directly measured MBH values; 35 of these galaxies have been alleged to contain pseudobulges, 21 have water maser measurements, and three appear bulgeless. This more than doubles the previous sample size of spiral galaxies with a finessed image analysis. We have analyzed near-infrared images, accounting for not only the bulge, disk (exponential, truncated, or inclined), and bar but also for spiral arms and rings and additional central components (active </w:t>
+        <w:t>,</w:t>
+      </w:r>
+      <w:proofErr w:type="spellStart"/>
+      <w:r>
+        <w:t>sph</w:t>
+      </w:r>
+      <w:proofErr w:type="spellEnd"/>
+      <w:proofErr w:type="gramEnd"/>
+      <w:r>
+        <w:t xml:space="preserve">) relation is, obviously, derived using two quantities. We </w:t>
+      </w:r>
+      <w:proofErr w:type="spellStart"/>
+      <w:r>
+        <w:t>endeavor</w:t>
+      </w:r>
+      <w:proofErr w:type="spellEnd"/>
+      <w:r>
+        <w:t xml:space="preserve"> to provide accurate values for the latter via detailed multicomponent galaxy decompositions for the current full sample of 43 spiral galaxies having directly measured MBH values; 35 of these galaxies have been alleged to contain </w:t>
+      </w:r>
+      <w:proofErr w:type="spellStart"/>
+      <w:r>
+        <w:t>pseudobulges</w:t>
+      </w:r>
+      <w:proofErr w:type="spellEnd"/>
+      <w:r>
+        <w:t xml:space="preserve">, 21 have water maser measurements, and three appear </w:t>
+      </w:r>
+      <w:proofErr w:type="spellStart"/>
+      <w:r>
+        <w:t>bulgeless</w:t>
+      </w:r>
+      <w:proofErr w:type="spellEnd"/>
+      <w:r>
+        <w:t xml:space="preserve">. This more than doubles the previous sample size of spiral galaxies with a finessed image analysis. We have </w:t>
+      </w:r>
+      <w:proofErr w:type="spellStart"/>
+      <w:r>
+        <w:t>analyzed</w:t>
+      </w:r>
+      <w:proofErr w:type="spellEnd"/>
+      <w:r>
+        <w:t xml:space="preserve"> near-infrared images, accounting for not only the bulge, disk (exponential, truncated, or inclined), and bar but also for spiral arms and rings and additional central components (active </w:t>
       </w:r>
       <w:r>
         <w:lastRenderedPageBreak/>
@@ -275,8 +482,13 @@
         <w:t>∗</w:t>
       </w:r>
       <w:r>
-        <w:t>,sph</w:t>
-      </w:r>
+        <w:t>,</w:t>
+      </w:r>
+      <w:proofErr w:type="spellStart"/>
+      <w:r>
+        <w:t>sph</w:t>
+      </w:r>
+      <w:proofErr w:type="spellEnd"/>
       <w:proofErr w:type="gramEnd"/>
       <w:r>
         <w:t> diagram. Furthermore, bulges with AGNs follow this relation; they are not offset by an order of magnitude, and models that have invoked AGN feedback to establish a linear MBH-M</w:t>
@@ -289,8 +501,13 @@
         <w:t>∗</w:t>
       </w:r>
       <w:r>
-        <w:t>,sph</w:t>
-      </w:r>
+        <w:t>,</w:t>
+      </w:r>
+      <w:proofErr w:type="spellStart"/>
+      <w:r>
+        <w:t>sph</w:t>
+      </w:r>
+      <w:proofErr w:type="spellEnd"/>
       <w:proofErr w:type="gramEnd"/>
       <w:r>
         <w:t> relation need revisiting. We additionally present an updated MBH</w:t>
@@ -299,9 +516,22 @@
       <w:r>
         <w:t>-(</w:t>
       </w:r>
-      <w:proofErr w:type="gramEnd"/>
-      <w:r>
-        <w:t>Sérsic index, nsph) relation for spiral galaxy bulges with a comparable level of scatter and a new M</w:t>
+      <w:proofErr w:type="spellStart"/>
+      <w:proofErr w:type="gramEnd"/>
+      <w:r>
+        <w:t>Sérsic</w:t>
+      </w:r>
+      <w:proofErr w:type="spellEnd"/>
+      <w:r>
+        <w:t xml:space="preserve"> index, </w:t>
+      </w:r>
+      <w:proofErr w:type="spellStart"/>
+      <w:r>
+        <w:t>nsph</w:t>
+      </w:r>
+      <w:proofErr w:type="spellEnd"/>
+      <w:r>
+        <w:t>) relation for spiral galaxy bulges with a comparable level of scatter and a new M</w:t>
       </w:r>
       <w:proofErr w:type="gramStart"/>
       <w:r>
@@ -311,7 +541,15 @@
         <w:t>∗</w:t>
       </w:r>
       <w:r>
-        <w:t>,sph-(</w:t>
+        <w:t>,</w:t>
+      </w:r>
+      <w:proofErr w:type="spellStart"/>
+      <w:r>
+        <w:t>sph</w:t>
+      </w:r>
+      <w:proofErr w:type="spellEnd"/>
+      <w:r>
+        <w:t>-(</w:t>
       </w:r>
       <w:proofErr w:type="gramEnd"/>
       <w:r>
@@ -321,7 +559,11 @@
     <w:p/>
     <w:p>
       <w:r>
-        <w:t>Black hole mass (MBH) scaling relations are typically derived using the properties of a galaxy's bulge and samples dominated by (high-mass) early-type galaxies. Studying late-type galaxies should provide greater insight into the mutual growth of black holes and galaxies in more gas-rich environments. We have used 40 spiral galaxies to establish how MBH scales with both the total stellar mass (M</w:t>
+        <w:t>Black hole mass (MBH) scaling relations are typically derived using the properties of a galaxy's bulge and samples dominated by (high-mass) early-type galaxies. Studying late-type galaxies should provide greater insight into the mutual growth of black holes and galaxies in more gas-rich environments. We have used 40 spiral galaxies to establish how MBH scales with both the total stellar mass (</w:t>
+      </w:r>
+      <w:proofErr w:type="spellStart"/>
+      <w:r>
+        <w:t>M</w:t>
       </w:r>
       <w:proofErr w:type="gramStart"/>
       <w:r>
@@ -333,6 +575,7 @@
       <w:r>
         <w:t>,tot</w:t>
       </w:r>
+      <w:proofErr w:type="spellEnd"/>
       <w:proofErr w:type="gramEnd"/>
       <w:r>
         <w:t>) and the disk's stellar mass, having measured the spheroid (bulge) stellar mass (M</w:t>
@@ -345,8 +588,13 @@
         <w:t>∗</w:t>
       </w:r>
       <w:r>
-        <w:t>,sph</w:t>
-      </w:r>
+        <w:t>,</w:t>
+      </w:r>
+      <w:proofErr w:type="spellStart"/>
+      <w:r>
+        <w:t>sph</w:t>
+      </w:r>
+      <w:proofErr w:type="spellEnd"/>
       <w:proofErr w:type="gramEnd"/>
       <w:r>
         <w:t>) and presented the MBH-M</w:t>
@@ -359,8 +607,13 @@
         <w:t>∗</w:t>
       </w:r>
       <w:r>
-        <w:t>,sph</w:t>
-      </w:r>
+        <w:t>,</w:t>
+      </w:r>
+      <w:proofErr w:type="spellStart"/>
+      <w:r>
+        <w:t>sph</w:t>
+      </w:r>
+      <w:proofErr w:type="spellEnd"/>
       <w:proofErr w:type="gramEnd"/>
       <w:r>
         <w:t> relation in Paper I. The relation involving M</w:t>
@@ -373,8 +626,13 @@
         <w:t>∗</w:t>
       </w:r>
       <w:r>
-        <w:t>,totmay</w:t>
-      </w:r>
+        <w:t>,</w:t>
+      </w:r>
+      <w:proofErr w:type="spellStart"/>
+      <w:r>
+        <w:t>totmay</w:t>
+      </w:r>
+      <w:proofErr w:type="spellEnd"/>
       <w:proofErr w:type="gramEnd"/>
       <w:r>
         <w:t xml:space="preserve"> be beneficial for estimating MBH either from pipeline data or at higher redshift, conditions that are not ideal for the accurate isolation of the bulge. A symmetric Bayesian analysis finds </w:t>
@@ -438,7 +696,19 @@
       </w:r>
       <w:proofErr w:type="gramEnd"/>
       <w:r>
-        <w:t>7.25+0.13−0.14). The scatter from the regression of MBHon M</w:t>
+        <w:t>7.25+0.13−0.14). The scatter from the regression of </w:t>
+      </w:r>
+      <w:proofErr w:type="spellStart"/>
+      <w:r>
+        <w:t>MBHon</w:t>
+      </w:r>
+      <w:proofErr w:type="spellEnd"/>
+      <w:r>
+        <w:t> </w:t>
+      </w:r>
+      <w:proofErr w:type="spellStart"/>
+      <w:r>
+        <w:t>M</w:t>
       </w:r>
       <w:proofErr w:type="gramStart"/>
       <w:r>
@@ -450,9 +720,26 @@
       <w:r>
         <w:t>,tot</w:t>
       </w:r>
-      <w:proofErr w:type="gramEnd"/>
-      <w:r>
-        <w:t> is 0.66 dex; compare 0.56 dex for MBH on M</w:t>
+      <w:proofErr w:type="spellEnd"/>
+      <w:proofErr w:type="gramEnd"/>
+      <w:r>
+        <w:t xml:space="preserve"> is 0.66 </w:t>
+      </w:r>
+      <w:proofErr w:type="spellStart"/>
+      <w:r>
+        <w:t>dex</w:t>
+      </w:r>
+      <w:proofErr w:type="spellEnd"/>
+      <w:r>
+        <w:t xml:space="preserve">; compare 0.56 </w:t>
+      </w:r>
+      <w:proofErr w:type="spellStart"/>
+      <w:r>
+        <w:t>dex</w:t>
+      </w:r>
+      <w:proofErr w:type="spellEnd"/>
+      <w:r>
+        <w:t xml:space="preserve"> for MBH on M</w:t>
       </w:r>
       <w:proofErr w:type="gramStart"/>
       <w:r>
@@ -462,11 +749,24 @@
         <w:t>∗</w:t>
       </w:r>
       <w:r>
-        <w:t>,sph</w:t>
-      </w:r>
-      <w:proofErr w:type="gramEnd"/>
-      <w:r>
-        <w:t> and 0.57 dex for MBH on σ</w:t>
+        <w:t>,</w:t>
+      </w:r>
+      <w:proofErr w:type="spellStart"/>
+      <w:r>
+        <w:t>sph</w:t>
+      </w:r>
+      <w:proofErr w:type="spellEnd"/>
+      <w:proofErr w:type="gramEnd"/>
+      <w:r>
+        <w:t> and 0.57 </w:t>
+      </w:r>
+      <w:proofErr w:type="spellStart"/>
+      <w:r>
+        <w:t>dex</w:t>
+      </w:r>
+      <w:proofErr w:type="spellEnd"/>
+      <w:r>
+        <w:t xml:space="preserve"> for MBH on σ</w:t>
       </w:r>
       <w:r>
         <w:rPr>
@@ -475,7 +775,15 @@
         <w:t>∗</w:t>
       </w:r>
       <w:r>
-        <w:t>. The slope is &gt;2 times that obtained using core-Sérsic early-type galaxies, echoing a similar result involving M</w:t>
+        <w:t>. The slope is &gt;2 times that obtained using core-</w:t>
+      </w:r>
+      <w:proofErr w:type="spellStart"/>
+      <w:r>
+        <w:t>Sérsic</w:t>
+      </w:r>
+      <w:proofErr w:type="spellEnd"/>
+      <w:r>
+        <w:t xml:space="preserve"> early-type galaxies, echoing a similar result involving M</w:t>
       </w:r>
       <w:proofErr w:type="gramStart"/>
       <w:r>
@@ -485,11 +793,28 @@
         <w:t>∗</w:t>
       </w:r>
       <w:r>
-        <w:t>,sph</w:t>
-      </w:r>
-      <w:proofErr w:type="gramEnd"/>
-      <w:r>
-        <w:t>, and supporting a varied growth mechanism among different morphological types. This steeper relation has consequences for galaxy/black hole formation theories, simulations, and predicting black hole masses. We caution that (i) an MBH-M</w:t>
+        <w:t>,</w:t>
+      </w:r>
+      <w:proofErr w:type="spellStart"/>
+      <w:r>
+        <w:t>sph</w:t>
+      </w:r>
+      <w:proofErr w:type="spellEnd"/>
+      <w:proofErr w:type="gramEnd"/>
+      <w:r>
+        <w:t>, and supporting a varied growth mechanism among different morphological types. This steeper relation has consequences for galaxy/black hole formation theories, simulations, and predicting black hole masses. We caution that (</w:t>
+      </w:r>
+      <w:proofErr w:type="spellStart"/>
+      <w:r>
+        <w:t>i</w:t>
+      </w:r>
+      <w:proofErr w:type="spellEnd"/>
+      <w:r>
+        <w:t>) an </w:t>
+      </w:r>
+      <w:proofErr w:type="spellStart"/>
+      <w:r>
+        <w:t>MBH-M</w:t>
       </w:r>
       <w:proofErr w:type="gramStart"/>
       <w:r>
@@ -501,9 +826,14 @@
       <w:r>
         <w:t>,tot</w:t>
       </w:r>
-      <w:proofErr w:type="gramEnd"/>
-      <w:r>
-        <w:t> relation built from a mixture of early- and late-type galaxies will find an arbitrary slope of approximately 1-3, with no physical meaning beyond one's sample selection, and (ii) evolutionary studies of the MBH-M</w:t>
+      <w:proofErr w:type="spellEnd"/>
+      <w:proofErr w:type="gramEnd"/>
+      <w:r>
+        <w:t> relation built from a mixture of early- and late-type galaxies will find an arbitrary slope of approximately 1-3, with no physical meaning beyond one's sample selection, and (ii) evolutionary studies of the </w:t>
+      </w:r>
+      <w:proofErr w:type="spellStart"/>
+      <w:r>
+        <w:t>MBH-M</w:t>
       </w:r>
       <w:proofErr w:type="gramStart"/>
       <w:r>
@@ -515,17 +845,14 @@
       <w:r>
         <w:t>,tot</w:t>
       </w:r>
-      <w:proofErr w:type="gramEnd"/>
-      <w:r>
-        <w:t xml:space="preserve"> relation </w:t>
-      </w:r>
-      <w:proofErr w:type="gramStart"/>
-      <w:r>
-        <w:t>need</w:t>
-      </w:r>
-      <w:proofErr w:type="gramEnd"/>
-      <w:r>
-        <w:t xml:space="preserve"> to be mindful of the galaxy types included at each epoch. We additionally update the M</w:t>
+      <w:proofErr w:type="spellEnd"/>
+      <w:proofErr w:type="gramEnd"/>
+      <w:r>
+        <w:t> relation need to be mindful of the galaxy types included at each epoch. We additionally update the </w:t>
+      </w:r>
+      <w:proofErr w:type="spellStart"/>
+      <w:r>
+        <w:t>M</w:t>
       </w:r>
       <w:proofErr w:type="gramStart"/>
       <w:r>
@@ -535,7 +862,11 @@
         <w:t>∗</w:t>
       </w:r>
       <w:r>
-        <w:t>,tot-(</w:t>
+        <w:t>,tot</w:t>
+      </w:r>
+      <w:proofErr w:type="spellEnd"/>
+      <w:r>
+        <w:t>-(</w:t>
       </w:r>
       <w:proofErr w:type="gramEnd"/>
       <w:r>
@@ -563,7 +894,11 @@
         <w:t>⊙</w:t>
       </w:r>
       <w:r>
-        <w:t>/yr. Many of these galaxies are expected to have an active nucleus, signalling the presence of a central black hole. In preparation for this survey, we predict the central black hole masses using the latest black hole scaling relations based on spiral arm pitch angle φ, velocity dispersion σ, and total stellar mass M</w:t>
+        <w:t>/yr. Many of these galaxies are expected to have an active nucleus, signalling the presence of a central black hole. In preparation for this survey, we predict the central black hole masses using the latest black hole scaling relations based on spiral arm pitch angle φ, velocity dispersion σ, and total stellar mass </w:t>
+      </w:r>
+      <w:proofErr w:type="spellStart"/>
+      <w:r>
+        <w:t>M</w:t>
       </w:r>
       <w:proofErr w:type="gramStart"/>
       <w:r>
@@ -575,9 +910,18 @@
       <w:r>
         <w:t>,galaxy</w:t>
       </w:r>
-      <w:proofErr w:type="gramEnd"/>
-      <w:r>
-        <w:t>. With a focus on intermediate mass black holes (102&lt;Mbh/M</w:t>
+      <w:proofErr w:type="spellEnd"/>
+      <w:proofErr w:type="gramEnd"/>
+      <w:r>
+        <w:t>. With a focus on intermediate mass black holes (102&lt;</w:t>
+      </w:r>
+      <w:proofErr w:type="spellStart"/>
+      <w:r>
+        <w:t>Mbh</w:t>
+      </w:r>
+      <w:proofErr w:type="spellEnd"/>
+      <w:r>
+        <w:t>/M</w:t>
       </w:r>
       <w:r>
         <w:rPr>
@@ -586,8 +930,13 @@
         <w:t>⊙</w:t>
       </w:r>
       <w:r>
-        <w:t>&lt;105), we highlight NGC 4713 and NGC 4178, both with Mbh≈103-104 (an estimate which is further supported in NGC 4718 by its nuclear star cluster mass). From Chandra archival data, we find that both galaxies have a point-like nuclear X-ray source, with unabsorbed 0.3-10 keV luminosities of a few times 1038 erg/s. In NGC 4178, the nuclear source has a soft, probably thermal, spectrum consistent with a stellar-mass black hole in the high/soft state, while no strong constraints can be derived for the nuclear emission of NGC 4713. In total, 33 of the 74 galaxies are predicted to have Mbh</w:t>
-      </w:r>
+        <w:t>&lt;105), we highlight NGC 4713 and NGC 4178, both with Mbh≈103-104 (an estimate which is further supported in NGC 4718 by its nuclear star cluster mass). From Chandra archival data, we find that both galaxies have a point-like nuclear X-ray source, with unabsorbed 0.3-10 keV luminosities of a few times 1038 erg/s. In NGC 4178, the nuclear source has a soft, probably thermal, spectrum consistent with a stellar-mass black hole in the high/soft state, while no strong constraints can be derived for the nuclear emission of NGC 4713. In total, 33 of the 74 galaxies are predicted to have </w:t>
+      </w:r>
+      <w:proofErr w:type="spellStart"/>
+      <w:r>
+        <w:t>Mbh</w:t>
+      </w:r>
+      <w:proofErr w:type="spellEnd"/>
       <w:proofErr w:type="gramStart"/>
       <w:r>
         <w:t>&lt;(</w:t>
@@ -647,7 +996,15 @@
     <w:p/>
     <w:p>
       <w:r>
-        <w:t>Using the latest sample of 48 spiral galaxies having a directly-measured supermassive black hole mass, MBH, we determine how the maximum disk rotational velocity, vmax (and the implied dark matter halo mass, MDM), correlates with MBH, central velocity dispersion (σ0), and spiral arm pitch angle (ϕ). We find that MBH</w:t>
+        <w:t>Using the latest sample of 48 spiral galaxies having a directly-measured supermassive black hole mass, MBH, we determine how the maximum disk rotational velocity, </w:t>
+      </w:r>
+      <w:proofErr w:type="spellStart"/>
+      <w:r>
+        <w:t>vmax</w:t>
+      </w:r>
+      <w:proofErr w:type="spellEnd"/>
+      <w:r>
+        <w:t> (and the implied dark matter halo mass, MDM), correlates with MBH, central velocity dispersion (σ0), and spiral arm pitch angle (ϕ). We find that MBH</w:t>
       </w:r>
       <w:r>
         <w:rPr>
@@ -669,7 +1026,19 @@
       </w:r>
       <w:r>
         <w:lastRenderedPageBreak/>
-        <w:t>root mean square scatter (0.63dex) equal to that about the MBH-σ0relation for spiral galaxies - in stark antithesis with claims that MBH does not correlate with disks. Moreover, this MBH-vmax relation is consistent with the unification of the Tully-Fisher relation (involving the total stellar mass, M</w:t>
+        <w:t>root mean square scatter (0.63dex) equal to that about the MBH-σ0relation for spiral galaxies - in stark antithesis with claims that MBH does not correlate with disks. Moreover, this MBH-</w:t>
+      </w:r>
+      <w:proofErr w:type="spellStart"/>
+      <w:r>
+        <w:t>vmax</w:t>
+      </w:r>
+      <w:proofErr w:type="spellEnd"/>
+      <w:r>
+        <w:t> relation is consistent with the unification of the Tully-Fisher relation (involving the total stellar mass, </w:t>
+      </w:r>
+      <w:proofErr w:type="spellStart"/>
+      <w:r>
+        <w:t>M</w:t>
       </w:r>
       <w:proofErr w:type="gramStart"/>
       <w:r>
@@ -681,6 +1050,7 @@
       <w:r>
         <w:t>,tot</w:t>
       </w:r>
+      <w:proofErr w:type="spellEnd"/>
       <w:proofErr w:type="gramEnd"/>
       <w:r>
         <w:t>) and the steep MBH</w:t>
@@ -733,7 +1103,23 @@
         <w:t>≳</w:t>
       </w:r>
       <w:r>
-        <w:t>100kms−1), dark matter halos, and a non-constant vmax/σ0 ratio. Finally, we report that tan|ϕ|</w:t>
+        <w:t>100kms−1), dark matter halos, and a non-constant </w:t>
+      </w:r>
+      <w:proofErr w:type="spellStart"/>
+      <w:r>
+        <w:t>vmax</w:t>
+      </w:r>
+      <w:proofErr w:type="spellEnd"/>
+      <w:r>
+        <w:t>/σ0 ratio. Finally, we report that </w:t>
+      </w:r>
+      <w:proofErr w:type="spellStart"/>
+      <w:r>
+        <w:t>tan|ϕ</w:t>
+      </w:r>
+      <w:proofErr w:type="spellEnd"/>
+      <w:r>
+        <w:t>|</w:t>
       </w:r>
       <w:r>
         <w:rPr>
@@ -746,8 +1132,13 @@
       </w:r>
       <w:proofErr w:type="gramStart"/>
       <w:r>
-        <w:t>19)logvmax</w:t>
-      </w:r>
+        <w:t>19)</w:t>
+      </w:r>
+      <w:proofErr w:type="spellStart"/>
+      <w:r>
+        <w:t>logvmax</w:t>
+      </w:r>
+      <w:proofErr w:type="spellEnd"/>
       <w:r>
         <w:rPr>
           <w:rFonts w:ascii="Cambria Math" w:hAnsi="Cambria Math" w:cs="Cambria Math"/>
@@ -763,17 +1154,51 @@
       </w:r>
       <w:proofErr w:type="gramStart"/>
       <w:r>
-        <w:t>09)logMDM</w:t>
-      </w:r>
-      <w:proofErr w:type="gramEnd"/>
-      <w:r>
-        <w:t>, providing a novel formulation between the geometry (i.e., the logarithmic spiral arm pitch angle) and kinematics of spiral galaxy disks. While the vmax-ϕ relation may facilitate distance estimations to face-on spiral galaxies, via the Tully-Fisher relation and using ϕ as a proxy for vmax, the MDM-ϕ relation provides a path for determining dark matter halo masses from imaging data alone. Furthermore, based on a spiral galaxy sample size which is double that used previously, the self-consistent relations presented here provide dramatically revised constraints for theory and simulations.</w:t>
+        <w:t>09)</w:t>
+      </w:r>
+      <w:proofErr w:type="spellStart"/>
+      <w:r>
+        <w:t>logMDM</w:t>
+      </w:r>
+      <w:proofErr w:type="spellEnd"/>
+      <w:proofErr w:type="gramEnd"/>
+      <w:r>
+        <w:t>, providing a novel formulation between the geometry (i.e., the logarithmic spiral arm pitch angle) and kinematics of spiral galaxy disks. While the </w:t>
+      </w:r>
+      <w:proofErr w:type="spellStart"/>
+      <w:r>
+        <w:t>vmax</w:t>
+      </w:r>
+      <w:proofErr w:type="spellEnd"/>
+      <w:r>
+        <w:t>-ϕ relation may facilitate distance estimations to face-on spiral galaxies, via the Tully-Fisher relation and using ϕ as a proxy for </w:t>
+      </w:r>
+      <w:proofErr w:type="spellStart"/>
+      <w:r>
+        <w:t>vmax</w:t>
+      </w:r>
+      <w:proofErr w:type="spellEnd"/>
+      <w:r>
+        <w:t>, the MDM-ϕ relation provides a path for determining dark matter halo masses from imaging data alone. Furthermore, based on a spiral galaxy sample size which is double that used previously, the self-consistent relations presented here provide dramatically revised constraints for theory and simulations.</w:t>
       </w:r>
     </w:p>
     <w:p/>
     <w:p>
-      <w:r>
-        <w:t>Analyzing a sample of 84 early-type galaxies with directly-measured super-massive black hole masses---nearly doubling the sample size of such galaxies with multi-component decompositions---a symmetric linear regression on the reduced (merger-free) sample of 76 galaxies reveals MBH</w:t>
+      <w:proofErr w:type="spellStart"/>
+      <w:r>
+        <w:t>Analyzing</w:t>
+      </w:r>
+      <w:proofErr w:type="spellEnd"/>
+      <w:r>
+        <w:t xml:space="preserve"> a sample of 84 early-type galaxies with </w:t>
+      </w:r>
+      <w:proofErr w:type="gramStart"/>
+      <w:r>
+        <w:t>directly-measured</w:t>
+      </w:r>
+      <w:proofErr w:type="gramEnd"/>
+      <w:r>
+        <w:t xml:space="preserve"> super-massive black hole masses---nearly doubling the sample size of such galaxies with multi-component decompositions---a symmetric linear regression on the reduced (merger-free) sample of 76 galaxies reveals MBH</w:t>
       </w:r>
       <w:r>
         <w:rPr>
@@ -796,7 +1221,23 @@
       </w:r>
       <w:proofErr w:type="gramEnd"/>
       <w:r>
-        <w:t> with a total scatter of Δrms= 0.52 dex in the </w:t>
+        <w:t> with a total scatter of </w:t>
+      </w:r>
+      <w:proofErr w:type="spellStart"/>
+      <w:r>
+        <w:t>Δrms</w:t>
+      </w:r>
+      <w:proofErr w:type="spellEnd"/>
+      <w:r>
+        <w:t xml:space="preserve">= 0.52 </w:t>
+      </w:r>
+      <w:proofErr w:type="spellStart"/>
+      <w:r>
+        <w:t>dex</w:t>
+      </w:r>
+      <w:proofErr w:type="spellEnd"/>
+      <w:r>
+        <w:t xml:space="preserve"> in the </w:t>
       </w:r>
       <w:proofErr w:type="gramStart"/>
       <w:r>
@@ -814,11 +1255,20 @@
         <w:t>∗</w:t>
       </w:r>
       <w:r>
-        <w:t>,sph</w:t>
-      </w:r>
-      <w:proofErr w:type="gramEnd"/>
-      <w:r>
-        <w:t> ratio, with ramifications for formation theories, simulations, and some virial factor measurements used to convert AGN virial masses into MBH. Separately, each population follows a steeper relation with slopes of 1.86±0.20 and 1.90±0.20, respectively. The offset mass ratio is mainly due to the exclusion of the disk mass, with the two populations offset by only a factor of two in their MBH/M</w:t>
+        <w:t>,</w:t>
+      </w:r>
+      <w:proofErr w:type="spellStart"/>
+      <w:r>
+        <w:t>sph</w:t>
+      </w:r>
+      <w:proofErr w:type="spellEnd"/>
+      <w:proofErr w:type="gramEnd"/>
+      <w:r>
+        <w:t> ratio, with ramifications for formation theories, simulations, and some virial factor measurements used to convert AGN virial masses into MBH. Separately, each population follows a steeper relation with slopes of 1.86±0.20 and 1.90±0.20, respectively. The offset mass ratio is mainly due to the exclusion of the disk mass, with the two populations offset by only a factor of two in their MBH/</w:t>
+      </w:r>
+      <w:proofErr w:type="spellStart"/>
+      <w:r>
+        <w:t>M</w:t>
       </w:r>
       <w:proofErr w:type="gramStart"/>
       <w:r>
@@ -830,9 +1280,14 @@
       <w:r>
         <w:t>,gal</w:t>
       </w:r>
-      <w:proofErr w:type="gramEnd"/>
-      <w:r>
-        <w:t> ratio in the MBH-M</w:t>
+      <w:proofErr w:type="spellEnd"/>
+      <w:proofErr w:type="gramEnd"/>
+      <w:r>
+        <w:t> ratio in the </w:t>
+      </w:r>
+      <w:proofErr w:type="spellStart"/>
+      <w:r>
+        <w:t>MBH-M</w:t>
       </w:r>
       <w:proofErr w:type="gramStart"/>
       <w:r>
@@ -844,6 +1299,7 @@
       <w:r>
         <w:t>,gal</w:t>
       </w:r>
+      <w:proofErr w:type="spellEnd"/>
       <w:proofErr w:type="gramEnd"/>
       <w:r>
         <w:t> diagram where MBH</w:t>
@@ -869,7 +1325,23 @@
       </w:r>
       <w:proofErr w:type="gramEnd"/>
       <w:r>
-        <w:t> and Δrms=0.6±0.1 dex depending on the sample. For MBH</w:t>
+        <w:t> and </w:t>
+      </w:r>
+      <w:proofErr w:type="spellStart"/>
+      <w:r>
+        <w:t>Δrms</w:t>
+      </w:r>
+      <w:proofErr w:type="spellEnd"/>
+      <w:r>
+        <w:t>=0.6±0.1 </w:t>
+      </w:r>
+      <w:proofErr w:type="spellStart"/>
+      <w:r>
+        <w:t>dex</w:t>
+      </w:r>
+      <w:proofErr w:type="spellEnd"/>
+      <w:r>
+        <w:t xml:space="preserve"> depending on the sample. For MBH</w:t>
       </w:r>
       <w:r>
         <w:rPr>
@@ -897,8 +1369,13 @@
         <w:t>∗</w:t>
       </w:r>
       <w:r>
-        <w:t>,sph</w:t>
-      </w:r>
+        <w:t>,</w:t>
+      </w:r>
+      <w:proofErr w:type="spellStart"/>
+      <w:r>
+        <w:t>sph</w:t>
+      </w:r>
+      <w:proofErr w:type="spellEnd"/>
       <w:proofErr w:type="gramEnd"/>
       <w:r>
         <w:t> or MBH-M</w:t>
@@ -911,11 +1388,40 @@
         <w:t>∗</w:t>
       </w:r>
       <w:r>
-        <w:t>,galrelations</w:t>
-      </w:r>
-      <w:proofErr w:type="gramEnd"/>
-      <w:r>
-        <w:t xml:space="preserve"> due to barred versus non-barred, or core-Sérsic versus Sérsic, early-type galaxies. For reference, the ensemble of late-type galaxies (which invariably are Sérsic galaxies) follow MBH-M</w:t>
+        <w:t>,</w:t>
+      </w:r>
+      <w:proofErr w:type="spellStart"/>
+      <w:r>
+        <w:t>galrelations</w:t>
+      </w:r>
+      <w:proofErr w:type="spellEnd"/>
+      <w:proofErr w:type="gramEnd"/>
+      <w:r>
+        <w:t xml:space="preserve"> due to barred versus non-barred, or core-</w:t>
+      </w:r>
+      <w:proofErr w:type="spellStart"/>
+      <w:r>
+        <w:t>Sérsic</w:t>
+      </w:r>
+      <w:proofErr w:type="spellEnd"/>
+      <w:r>
+        <w:t xml:space="preserve"> versus </w:t>
+      </w:r>
+      <w:proofErr w:type="spellStart"/>
+      <w:r>
+        <w:t>Sérsic</w:t>
+      </w:r>
+      <w:proofErr w:type="spellEnd"/>
+      <w:r>
+        <w:t xml:space="preserve">, early-type galaxies. For reference, the ensemble of late-type galaxies (which invariably are </w:t>
+      </w:r>
+      <w:proofErr w:type="spellStart"/>
+      <w:r>
+        <w:t>Sérsic</w:t>
+      </w:r>
+      <w:proofErr w:type="spellEnd"/>
+      <w:r>
+        <w:t xml:space="preserve"> galaxies) follow MBH-M</w:t>
       </w:r>
       <w:proofErr w:type="gramStart"/>
       <w:r>
@@ -925,11 +1431,20 @@
         <w:t>∗</w:t>
       </w:r>
       <w:r>
-        <w:t>,sph</w:t>
-      </w:r>
-      <w:proofErr w:type="gramEnd"/>
-      <w:r>
-        <w:t> and MBH-M</w:t>
+        <w:t>,</w:t>
+      </w:r>
+      <w:proofErr w:type="spellStart"/>
+      <w:r>
+        <w:t>sph</w:t>
+      </w:r>
+      <w:proofErr w:type="spellEnd"/>
+      <w:proofErr w:type="gramEnd"/>
+      <w:r>
+        <w:t> and </w:t>
+      </w:r>
+      <w:proofErr w:type="spellStart"/>
+      <w:r>
+        <w:t>MBH-M</w:t>
       </w:r>
       <w:proofErr w:type="gramStart"/>
       <w:r>
@@ -941,6 +1456,7 @@
       <w:r>
         <w:t>,gal</w:t>
       </w:r>
+      <w:proofErr w:type="spellEnd"/>
       <w:proofErr w:type="gramEnd"/>
       <w:r>
         <w:t> relations with slopes equal to 2.16±0.32 and 3.05±0.70, respectively. Finally, we provide some useful conversion coefficients, υ, accounting for the different stellar mass-to-light ratios used in the literature, and we report the discovery of a local, compact massive spheroid in NGC 5252.</w:t>
@@ -949,7 +1465,23 @@
     <w:p/>
     <w:p>
       <w:r>
-        <w:t xml:space="preserve">The density-wave theory of spiral structure proposes that star formation occurs in or near a spiral-shaped region of higher density that rotates rigidly within the galactic disk at a fixed pattern speed. In most interpretations of this theory, newborn stars move downstream of this position as they come into view, forming a downstream spiral which is tighter, with a smaller pitch angle than that of the density wave itself. Rival theories, including theories which see spiral arms as essentially transient structures, may demand that pitch angle should not depend on wavelength. We measure the pitch angle of a large sample of galaxies at several wavelengths associated with star formation or very young stars (8.0 μm, H-α line and 151 nm in the far-UV) and show that they all have the same pitch angle, which is larger than the pitch angle measured for the same galaxies at optical and near-infrared wavelengths. Our measurements in the B band and at 3.6 μm have unambiguously tighter spirals than the star-forming wavelengths. In </w:t>
+        <w:t>The density-wave theory of spiral structure proposes that star formation occurs in or near a spiral-shaped region of higher density that rotates rigidly within the galactic disk at a fixed pattern speed. In most interpretations of this theory, newborn stars move downstream of this position as they come into view, forming a downstream spiral which is tighter, with a smaller pitch angle than that of the density wave itself. Rival theories, including theories which see spiral arms as essentially transient structures, may demand that pitch angle should not depend on wavelength. We measure the pitch angle of a large sample of galaxies at several wavelengths associated with star formation or very young stars (8.0 </w:t>
+      </w:r>
+      <w:proofErr w:type="spellStart"/>
+      <w:r>
+        <w:t>μm</w:t>
+      </w:r>
+      <w:proofErr w:type="spellEnd"/>
+      <w:r>
+        <w:t>, H-α line and 151 nm in the far-UV) and show that they all have the same pitch angle, which is larger than the pitch angle measured for the same galaxies at optical and near-infrared wavelengths. Our measurements in the B band and at 3.6 </w:t>
+      </w:r>
+      <w:proofErr w:type="spellStart"/>
+      <w:r>
+        <w:t>μm</w:t>
+      </w:r>
+      <w:proofErr w:type="spellEnd"/>
+      <w:r>
+        <w:t xml:space="preserve"> have unambiguously tighter spirals than the star-forming wavelengths. In </w:t>
       </w:r>
       <w:proofErr w:type="gramStart"/>
       <w:r>
@@ -963,7 +1495,23 @@
     <w:p/>
     <w:p>
       <w:r>
-        <w:t>Using 143 early- and late-type galaxies (ETGs and LTGs) with directly-measured super-massive black hole masses (MBH), we build upon our previous discoveries that: (i) LTGs, most of which have been alleged to contain a pseudobulge, follow the relation MBH</w:t>
+        <w:t>Using 143 early- and late-type galaxies (ETGs and LTGs) with directly-measured super-massive black hole masses (MBH), we build upon our previous discoveries that: (</w:t>
+      </w:r>
+      <w:proofErr w:type="spellStart"/>
+      <w:r>
+        <w:t>i</w:t>
+      </w:r>
+      <w:proofErr w:type="spellEnd"/>
+      <w:r>
+        <w:t xml:space="preserve">) LTGs, most of which have been alleged to contain a </w:t>
+      </w:r>
+      <w:proofErr w:type="spellStart"/>
+      <w:r>
+        <w:t>pseudobulge</w:t>
+      </w:r>
+      <w:proofErr w:type="spellEnd"/>
+      <w:r>
+        <w:t>, follow the relation MBH</w:t>
       </w:r>
       <w:r>
         <w:rPr>
@@ -1029,7 +1577,23 @@
       </w:r>
       <w:proofErr w:type="gramEnd"/>
       <w:r>
-        <w:t>central velocity dispersion, σ) diagram using our recently published, multi-component, galaxy decompositions; investigating divisions based on the presence of a depleted stellar core (major dry-merger), a disk (minor wet/dry-merger, gas accretion), or a bar (evolved unstable disk). The Sérsic and core-Sérsic galaxies define two distinct relations: MBH</w:t>
+        <w:t xml:space="preserve">central velocity dispersion, σ) diagram using our recently published, multi-component, galaxy decompositions; investigating divisions based on the presence of a depleted stellar core (major dry-merger), a disk (minor wet/dry-merger, gas accretion), or a bar (evolved unstable disk). The </w:t>
+      </w:r>
+      <w:proofErr w:type="spellStart"/>
+      <w:r>
+        <w:t>Sérsic</w:t>
+      </w:r>
+      <w:proofErr w:type="spellEnd"/>
+      <w:r>
+        <w:t xml:space="preserve"> and core-</w:t>
+      </w:r>
+      <w:proofErr w:type="spellStart"/>
+      <w:r>
+        <w:t>Sérsic</w:t>
+      </w:r>
+      <w:proofErr w:type="spellEnd"/>
+      <w:r>
+        <w:t xml:space="preserve"> galaxies define two distinct relations: MBH</w:t>
       </w:r>
       <w:r>
         <w:rPr>
@@ -1047,13 +1611,69 @@
         <w:t>∝</w:t>
       </w:r>
       <w:r>
-        <w:t>σ8.54±1.07, with Δrms|BH=0.51 and 0.47 dex, respectively. We also report on the consistency with the slopes and bends in the galaxy luminosity (L)-σrelation due to Sérsic and core-Sérsic ETGs, and LTGs which all have Sérsic light-profiles. The bend in the MBH-σ diagram (superficially) reappears upon separating galaxies with/without a disk, while we find no significant offset between barred and non-barred galaxies, nor between galaxies with/without active galactic nuclei. We also address selection biases purported to affect the scaling relations for dynamically-measured MBH samples. These new, type-dependent, MBH –σ relations more precisely estimate MBH in other galaxies, and hold implications for galaxy/black hole co-evolution theories, simulations, feedback, the pursuit of a black hole fundamental plane, and calibration of virial f -factors for reverberation-mapping.</w:t>
+        <w:t>σ8.54±1.07, with </w:t>
+      </w:r>
+      <w:proofErr w:type="spellStart"/>
+      <w:r>
+        <w:t>Δrms|BH</w:t>
+      </w:r>
+      <w:proofErr w:type="spellEnd"/>
+      <w:r>
+        <w:t xml:space="preserve">=0.51 and 0.47 </w:t>
+      </w:r>
+      <w:proofErr w:type="spellStart"/>
+      <w:r>
+        <w:t>dex</w:t>
+      </w:r>
+      <w:proofErr w:type="spellEnd"/>
+      <w:r>
+        <w:t>, respectively. We also report on the consistency with the slopes and bends in the galaxy luminosity (L)-</w:t>
+      </w:r>
+      <w:proofErr w:type="spellStart"/>
+      <w:r>
+        <w:t>σrelation</w:t>
+      </w:r>
+      <w:proofErr w:type="spellEnd"/>
+      <w:r>
+        <w:t xml:space="preserve"> due to </w:t>
+      </w:r>
+      <w:proofErr w:type="spellStart"/>
+      <w:r>
+        <w:t>Sérsic</w:t>
+      </w:r>
+      <w:proofErr w:type="spellEnd"/>
+      <w:r>
+        <w:t xml:space="preserve"> and core-</w:t>
+      </w:r>
+      <w:proofErr w:type="spellStart"/>
+      <w:r>
+        <w:t>Sérsic</w:t>
+      </w:r>
+      <w:proofErr w:type="spellEnd"/>
+      <w:r>
+        <w:t xml:space="preserve"> ETGs, and LTGs which all have </w:t>
+      </w:r>
+      <w:proofErr w:type="spellStart"/>
+      <w:r>
+        <w:t>Sérsic</w:t>
+      </w:r>
+      <w:proofErr w:type="spellEnd"/>
+      <w:r>
+        <w:t xml:space="preserve"> light-profiles. The bend in the MBH-σ diagram (superficially) reappears upon separating galaxies with/without a disk, while we find no significant offset between barred and non-barred galaxies, nor between galaxies with/without active galactic nuclei. We also address selection biases purported to affect the scaling relations for dynamically-measured MBH samples. These new, type-dependent, MBH –σ relations more precisely estimate MBH in other galaxies, and hold implications for galaxy/black hole co-evolution theories, simulations, feedback, the pursuit of a black hole fundamental plane, and calibration of virial f -factors for reverberation-mapping.</w:t>
       </w:r>
     </w:p>
     <w:p/>
     <w:p>
       <w:r>
-        <w:t xml:space="preserve">The spiral arms spanning disc galaxies are believed to be created by density waves that propagate through galactic discs. We present a novel method of finding the co-rotation radius where the spiral arm pattern speed matches the velocities of the stars within the disc. Our method uses an image-overlay technique, which involves tracing the arms of spiral galaxies on images observed in different wavelengths. Density wave theory predicts that spiral arms observed from different wavelengths show a phase crossing at the co-rotation radius. For the purpose of this study, 20 nearby galaxies were analysed in four different wavelengths with pitch angle measurements performed by two independent methods. We used optical wavelength images (B band 440 nm), two infrared wavelength images provided by Spitzer (3.6 and 8 μm) and ultraviolet images from GALEX (1350, 1750 Å). The results were compared and verified with other records found in the literature. We then found rotation curve data for six of our galaxies and used our co-rotation radii estimates to measure the time that would elapse between star formation and moving to their observed positions in the B-band spirals. The average time lapse for this motion was found to be </w:t>
+        <w:t xml:space="preserve">The spiral arms spanning disc galaxies are believed to be created by density waves that propagate through galactic discs. We present a novel method of finding the co-rotation radius where the spiral arm pattern speed matches the velocities of the stars within the disc. Our method uses an image-overlay technique, which involves tracing the arms of spiral galaxies on images observed in different wavelengths. Density wave theory predicts that spiral arms observed from different wavelengths show a phase crossing at the co-rotation radius. For the purpose of this study, 20 nearby galaxies were analysed in four different wavelengths with pitch angle measurements performed by two independent methods. We used optical wavelength images (B band 440 nm), two infrared wavelength images provided by Spitzer (3.6 and 8 </w:t>
+      </w:r>
+      <w:proofErr w:type="spellStart"/>
+      <w:r>
+        <w:t>μm</w:t>
+      </w:r>
+      <w:proofErr w:type="spellEnd"/>
+      <w:r>
+        <w:t xml:space="preserve">) and ultraviolet images from GALEX (1350, 1750 Å). The results were compared and verified with other records found in the literature. We then found rotation curve data for six of our galaxies and used our co-rotation radii estimates to measure the time that would elapse between star formation and moving to their observed positions in the B-band spirals. The average time lapse for this motion was found to be </w:t>
       </w:r>
       <w:r>
         <w:rPr>
@@ -1068,7 +1688,33 @@
     <w:p/>
     <w:p>
       <w:r>
-        <w:t>For 123 local galaxies with directly measured black hole masses (M BH), we provide the host spheroid's Sérsic index (n sph), effective half-light radius (R e,sph), and effective surface brightness (</w:t>
+        <w:t xml:space="preserve">For 123 local galaxies with directly measured black hole masses (M BH), we provide the host spheroid's </w:t>
+      </w:r>
+      <w:proofErr w:type="spellStart"/>
+      <w:r>
+        <w:t>Sérsic</w:t>
+      </w:r>
+      <w:proofErr w:type="spellEnd"/>
+      <w:r>
+        <w:t xml:space="preserve"> index (n </w:t>
+      </w:r>
+      <w:proofErr w:type="spellStart"/>
+      <w:r>
+        <w:t>sph</w:t>
+      </w:r>
+      <w:proofErr w:type="spellEnd"/>
+      <w:r>
+        <w:t>), effective half-light radius (R </w:t>
+      </w:r>
+      <w:proofErr w:type="spellStart"/>
+      <w:proofErr w:type="gramStart"/>
+      <w:r>
+        <w:t>e,sph</w:t>
+      </w:r>
+      <w:proofErr w:type="spellEnd"/>
+      <w:proofErr w:type="gramEnd"/>
+      <w:r>
+        <w:t>), and effective surface brightness (</w:t>
       </w:r>
       <w:r>
         <w:fldChar w:fldCharType="begin"/>
@@ -1136,7 +1782,25 @@
         <w:fldChar w:fldCharType="end"/>
       </w:r>
       <w:r>
-        <w:t>), obtained from careful multicomponent decompositions, and we use these to derive the morphology-dependent M BH–n sph and M BH–R e,sph relations. We additionally present the morphology-dependent M </w:t>
+        <w:t>), obtained from careful multicomponent decompositions, and we use these to derive the morphology-dependent M BH–n </w:t>
+      </w:r>
+      <w:proofErr w:type="spellStart"/>
+      <w:r>
+        <w:t>sph</w:t>
+      </w:r>
+      <w:proofErr w:type="spellEnd"/>
+      <w:r>
+        <w:t> and M BH–R </w:t>
+      </w:r>
+      <w:proofErr w:type="spellStart"/>
+      <w:proofErr w:type="gramStart"/>
+      <w:r>
+        <w:t>e,sph</w:t>
+      </w:r>
+      <w:proofErr w:type="spellEnd"/>
+      <w:proofErr w:type="gramEnd"/>
+      <w:r>
+        <w:t> relations. We additionally present the morphology-dependent M </w:t>
       </w:r>
       <w:proofErr w:type="gramStart"/>
       <w:r>
@@ -1160,7 +1824,52 @@
       </w:r>
       <w:proofErr w:type="gramEnd"/>
       <w:r>
-        <w:t> relations. We explored differences due to early-type galaxies (ETGs) versus late-type galaxies (LTGs), Sérsic versus core-Sérsic galaxies, barred versus non-barred galaxies, and galaxies with and without a stellar disk. We detect two different M BH–n sph relations due to ETGs and LTGs with power-law slopes 3.95 ± 0.34 and 2.85 ± 0.31. We additionally quantified the correlation between M BH and the spheroid's central concentration index, which varies monotonically with the Sérsic index. Furthermore, we observe a single, near-linear M *,sph–</w:t>
+        <w:t xml:space="preserve"> relations. We explored differences due to early-type galaxies (ETGs) versus late-type galaxies (LTGs), </w:t>
+      </w:r>
+      <w:proofErr w:type="spellStart"/>
+      <w:r>
+        <w:t>Sérsic</w:t>
+      </w:r>
+      <w:proofErr w:type="spellEnd"/>
+      <w:r>
+        <w:t xml:space="preserve"> versus core-</w:t>
+      </w:r>
+      <w:proofErr w:type="spellStart"/>
+      <w:r>
+        <w:t>Sérsic</w:t>
+      </w:r>
+      <w:proofErr w:type="spellEnd"/>
+      <w:r>
+        <w:t xml:space="preserve"> galaxies, barred versus non-barred galaxies, and galaxies with and without a stellar disk. We detect two different M BH–n </w:t>
+      </w:r>
+      <w:proofErr w:type="spellStart"/>
+      <w:r>
+        <w:t>sph</w:t>
+      </w:r>
+      <w:proofErr w:type="spellEnd"/>
+      <w:r>
+        <w:t xml:space="preserve"> relations due to ETGs and LTGs with power-law slopes 3.95 ± 0.34 and 2.85 ± 0.31. We additionally quantified the correlation between M BH and the spheroid's central concentration index, which varies monotonically with the </w:t>
+      </w:r>
+      <w:proofErr w:type="spellStart"/>
+      <w:r>
+        <w:t>Sérsic</w:t>
+      </w:r>
+      <w:proofErr w:type="spellEnd"/>
+      <w:r>
+        <w:t xml:space="preserve"> index. Furthermore, we observe a single, near-linear M </w:t>
+      </w:r>
+      <w:proofErr w:type="gramStart"/>
+      <w:r>
+        <w:t>*,</w:t>
+      </w:r>
+      <w:proofErr w:type="spellStart"/>
+      <w:r>
+        <w:t>sph</w:t>
+      </w:r>
+      <w:proofErr w:type="spellEnd"/>
+      <w:proofErr w:type="gramEnd"/>
+      <w:r>
+        <w:t>–</w:t>
       </w:r>
       <w:r>
         <w:fldChar w:fldCharType="begin"/>
@@ -1228,7 +1937,23 @@
         <w:fldChar w:fldCharType="end"/>
       </w:r>
       <w:r>
-        <w:t> relation for ETGs and LTGs, which encompasses both classical and alleged pseudobulges. In contrast, ETGs and LTGs define two distinct M BH–R e,sph relations with </w:t>
+        <w:t xml:space="preserve"> relation for ETGs and LTGs, which encompasses both classical and alleged </w:t>
+      </w:r>
+      <w:proofErr w:type="spellStart"/>
+      <w:r>
+        <w:t>pseudobulges</w:t>
+      </w:r>
+      <w:proofErr w:type="spellEnd"/>
+      <w:r>
+        <w:t>. In contrast, ETGs and LTGs define two distinct M BH–R </w:t>
+      </w:r>
+      <w:proofErr w:type="spellStart"/>
+      <w:r>
+        <w:t>e,sph</w:t>
+      </w:r>
+      <w:proofErr w:type="spellEnd"/>
+      <w:r>
+        <w:t> relations with </w:t>
       </w:r>
       <w:r>
         <w:fldChar w:fldCharType="begin"/>
@@ -1296,7 +2021,47 @@
         <w:fldChar w:fldCharType="end"/>
       </w:r>
       <w:r>
-        <w:t> (cf. ~0.51 dex for the M BH–σ relation and ~0.58 dex for the M BH–M *,sph relation), and the ETGs alone define two steeper M BH–R e,sph relations, offset by ~1 dex in the </w:t>
+        <w:t xml:space="preserve"> (cf. ~0.51 </w:t>
+      </w:r>
+      <w:proofErr w:type="spellStart"/>
+      <w:r>
+        <w:t>dex</w:t>
+      </w:r>
+      <w:proofErr w:type="spellEnd"/>
+      <w:r>
+        <w:t xml:space="preserve"> for the M BH–σ relation and ~0.58 </w:t>
+      </w:r>
+      <w:proofErr w:type="spellStart"/>
+      <w:r>
+        <w:t>dex</w:t>
+      </w:r>
+      <w:proofErr w:type="spellEnd"/>
+      <w:r>
+        <w:t xml:space="preserve"> for the M BH–M *,</w:t>
+      </w:r>
+      <w:proofErr w:type="spellStart"/>
+      <w:r>
+        <w:t>sph</w:t>
+      </w:r>
+      <w:proofErr w:type="spellEnd"/>
+      <w:r>
+        <w:t> relation), and the ETGs alone define two steeper M BH–R </w:t>
+      </w:r>
+      <w:proofErr w:type="spellStart"/>
+      <w:r>
+        <w:t>e,sph</w:t>
+      </w:r>
+      <w:proofErr w:type="spellEnd"/>
+      <w:r>
+        <w:t> relations, offset by ~1 </w:t>
+      </w:r>
+      <w:proofErr w:type="spellStart"/>
+      <w:r>
+        <w:t>dex</w:t>
+      </w:r>
+      <w:proofErr w:type="spellEnd"/>
+      <w:r>
+        <w:t xml:space="preserve"> in the </w:t>
       </w:r>
       <w:r>
         <w:fldChar w:fldCharType="begin"/>
@@ -1364,7 +2129,15 @@
         <w:fldChar w:fldCharType="end"/>
       </w:r>
       <w:r>
-        <w:t> direction, depending on whether they have a disk or not and explaining their similar offset in the M BH–M *,sph diagram. This trend holds using 10%, 50%, or 90% radii. These relations offer pivotal checks for simulations trying to reproduce realistic galaxies, and for theoretical studies investigating the dependence of black hole mass on basic spheroid properties.</w:t>
+        <w:t> direction, depending on whether they have a disk or not and explaining their similar offset in the M BH–M *,</w:t>
+      </w:r>
+      <w:proofErr w:type="spellStart"/>
+      <w:r>
+        <w:t>sph</w:t>
+      </w:r>
+      <w:proofErr w:type="spellEnd"/>
+      <w:r>
+        <w:t> diagram. This trend holds using 10%, 50%, or 90% radii. These relations offer pivotal checks for simulations trying to reproduce realistic galaxies, and for theoretical studies investigating the dependence of black hole mass on basic spheroid properties.</w:t>
       </w:r>
     </w:p>
     <w:p/>
@@ -1377,7 +2150,15 @@
     <w:p/>
     <w:p>
       <w:r>
-        <w:t>Recent X-ray observations by Jiang et al. have identified an active galactic nucleus (AGN) in the bulgeless spiral galaxy NGC 3319, located just 14.3±1.1Mpc away, and suggest the presence of an intermediate-mass black hole (IMBH; 102≤M∙/M</w:t>
+        <w:t xml:space="preserve">Recent X-ray observations by Jiang et al. have identified an active galactic nucleus (AGN) in the </w:t>
+      </w:r>
+      <w:proofErr w:type="spellStart"/>
+      <w:r>
+        <w:t>bulgeless</w:t>
+      </w:r>
+      <w:proofErr w:type="spellEnd"/>
+      <w:r>
+        <w:t xml:space="preserve"> spiral galaxy NGC 3319, located just 14.3±1.1Mpc away, and suggest the presence of an intermediate-mass black hole (IMBH; 102≤M∙/M</w:t>
       </w:r>
       <w:r>
         <w:rPr>
@@ -1464,7 +2245,23 @@
         <w:t>∼</w:t>
       </w:r>
       <w:r>
-        <w:t>400 pc in projection) from, and pointing toward the center of, the post-merger spiral galaxy NGC 4424. The star cluster, which we refer to as "Nikhuli," has a near-infrared luminosity of (6.88 ± 1.85) × 106L</w:t>
+        <w:t xml:space="preserve">400 pc in projection) from, and pointing toward the </w:t>
+      </w:r>
+      <w:proofErr w:type="spellStart"/>
+      <w:r>
+        <w:t>center</w:t>
+      </w:r>
+      <w:proofErr w:type="spellEnd"/>
+      <w:r>
+        <w:t xml:space="preserve"> of, the post-merger spiral galaxy NGC 4424. The star cluster, which we refer to as "</w:t>
+      </w:r>
+      <w:proofErr w:type="spellStart"/>
+      <w:r>
+        <w:t>Nikhuli</w:t>
+      </w:r>
+      <w:proofErr w:type="spellEnd"/>
+      <w:r>
+        <w:t>," has a near-infrared luminosity of (6.88 ± 1.85) × 106L</w:t>
       </w:r>
       <w:proofErr w:type="gramStart"/>
       <w:r>
@@ -1478,7 +2275,15 @@
       </w:r>
       <w:proofErr w:type="gramEnd"/>
       <w:r>
-        <w:t>160W and likely represents the nucleus of a captured/wedded galaxy. Moreover, from our Chandra X-ray Observatory image, Nikhuli is seen to contain a high-energy X-ray point source, with </w:t>
+        <w:t xml:space="preserve">160W and likely represents the nucleus of a captured/wedded galaxy. Moreover, from our Chandra X-ray Observatory image, </w:t>
+      </w:r>
+      <w:proofErr w:type="spellStart"/>
+      <w:r>
+        <w:t>Nikhuli</w:t>
+      </w:r>
+      <w:proofErr w:type="spellEnd"/>
+      <w:r>
+        <w:t xml:space="preserve"> is seen to contain a high-energy X-ray point source, with </w:t>
       </w:r>
       <w:r>
         <w:fldChar w:fldCharType="begin"/>
@@ -1546,7 +2351,31 @@
         <w:fldChar w:fldCharType="end"/>
       </w:r>
       <w:r>
-        <w:t> erg s−1 (90% confidence). We argue that this is more likely to be an active massive black hole than an X-ray binary. Lacking an outward-pointing comet-like appearance, the stellar structure of Nikhuli favors infall rather than the ejection from a gravitational-wave recoil event. A minor merger with a low-mass early-type galaxy may have sown a massive black hole, aided an X-shaped pseudobulge, and be sewing a small bulge. The stellar mass and the velocity dispersion of NGC 4424 predict a central black hole of (0.6–1.0) × 105 M</w:t>
+        <w:t xml:space="preserve"> erg s−1 (90% confidence). We argue that this is more likely to be an active massive black hole than an X-ray binary. Lacking an outward-pointing comet-like appearance, the stellar structure of </w:t>
+      </w:r>
+      <w:proofErr w:type="spellStart"/>
+      <w:r>
+        <w:t>Nikhuli</w:t>
+      </w:r>
+      <w:proofErr w:type="spellEnd"/>
+      <w:r>
+        <w:t xml:space="preserve"> </w:t>
+      </w:r>
+      <w:proofErr w:type="spellStart"/>
+      <w:r>
+        <w:t>favors</w:t>
+      </w:r>
+      <w:proofErr w:type="spellEnd"/>
+      <w:r>
+        <w:t xml:space="preserve"> infall rather than the ejection from a gravitational-wave recoil event. A minor merger with a low-mass early-type galaxy may have sown a massive black hole, aided an X-shaped </w:t>
+      </w:r>
+      <w:proofErr w:type="spellStart"/>
+      <w:r>
+        <w:t>pseudobulge</w:t>
+      </w:r>
+      <w:proofErr w:type="spellEnd"/>
+      <w:r>
+        <w:t>, and be sewing a small bulge. The stellar mass and the velocity dispersion of NGC 4424 predict a central black hole of (0.6–1.0) × 105 M</w:t>
       </w:r>
       <w:r>
         <w:rPr>
@@ -1555,7 +2384,23 @@
         <w:t>⊙</w:t>
       </w:r>
       <w:r>
-        <w:t>, similar to the expected intermediate-mass black hole in Nikhuli, and suggestive of a black hole supply mechanism for bulgeless late-type galaxies. We may potentially be witnessing black hole seeding by capture and sinking, with a nuclear star cluster the delivery vehicle.</w:t>
+        <w:t xml:space="preserve">, similar to the expected intermediate-mass black hole in </w:t>
+      </w:r>
+      <w:proofErr w:type="spellStart"/>
+      <w:r>
+        <w:t>Nikhuli</w:t>
+      </w:r>
+      <w:proofErr w:type="spellEnd"/>
+      <w:r>
+        <w:t xml:space="preserve">, and suggestive of a black hole supply mechanism for </w:t>
+      </w:r>
+      <w:proofErr w:type="spellStart"/>
+      <w:r>
+        <w:t>bulgeless</w:t>
+      </w:r>
+      <w:proofErr w:type="spellEnd"/>
+      <w:r>
+        <w:t xml:space="preserve"> late-type galaxies. We may potentially be witnessing black hole seeding by capture and sinking, with a nuclear star cluster the delivery vehicle.</w:t>
       </w:r>
     </w:p>
     <w:p/>
@@ -1592,13 +2437,45 @@
         <w:t>∼</w:t>
       </w:r>
       <w:r>
-        <w:t>36 ± 8% X-ray detection rate (despite the sometimes high, X-ray-absorbing, H i column densities), compared to just 10 ± 5% for (the largely H i-free) dwarf early-type galaxies in the Virgo cluster. The expected contribution of X-ray binaries from the galaxies' inner field stars is negligible. Moreover, given that both the spiral and dwarf galaxies contain nuclear star clusters, the above inequality appears to disfavor X-ray binaries in nuclear star clusters. The higher occupation, or rather detection, fraction among the spiral galaxies may instead reflect an enhanced cool gas/fuel supply and Eddington ratio. Indeed, four of the 11 new X-ray detections are associated with known LINERs or LINER/H ii composites. For all (four) of the new detections for which the X-ray flux was strong enough to establish the spectral energy distribution in the Chandra band, it is consistent with power-law spectra. Furthermore, the X-ray emission from the source with the highest flux (NGC 4197: LX ≈ 1040 erg s−1) suggests a non-stellar-mass black hole if the X-ray spectrum corresponds to the "low/hard state". Follow-up observations to further probe the black hole masses, and prospects for spatially resolving the gravitational spheres of influence around intermediate-mass black holes, are reviewed in some detail.</w:t>
+        <w:t>36 ± 8% X-ray detection rate (despite the sometimes high, X-ray-absorbing, H </w:t>
+      </w:r>
+      <w:proofErr w:type="spellStart"/>
+      <w:r>
+        <w:t>i</w:t>
+      </w:r>
+      <w:proofErr w:type="spellEnd"/>
+      <w:r>
+        <w:t> column densities), compared to just 10 ± 5% for (the largely H </w:t>
+      </w:r>
+      <w:proofErr w:type="spellStart"/>
+      <w:r>
+        <w:t>i</w:t>
+      </w:r>
+      <w:proofErr w:type="spellEnd"/>
+      <w:r>
+        <w:t xml:space="preserve">-free) dwarf early-type galaxies in the Virgo cluster. The expected contribution of X-ray binaries from the galaxies' inner field stars is negligible. Moreover, given that both the spiral and dwarf galaxies contain nuclear star clusters, the above inequality appears to </w:t>
+      </w:r>
+      <w:proofErr w:type="spellStart"/>
+      <w:r>
+        <w:t>disfavor</w:t>
+      </w:r>
+      <w:proofErr w:type="spellEnd"/>
+      <w:r>
+        <w:t xml:space="preserve"> X-ray binaries in nuclear star clusters. The higher occupation, or rather detection, fraction among the spiral galaxies may instead reflect an enhanced cool gas/fuel supply and Eddington ratio. Indeed, four of the 11 new X-ray detections are associated with known LINERs or LINER/H ii composites. For all (four) of the new detections for which the X-ray flux was strong enough to establish the spectral energy distribution in the Chandra band, it is consistent with power-law spectra. Furthermore, the X-ray emission from the source with the highest flux (NGC 4197: LX ≈ 1040 erg s−1) suggests a non-stellar-mass black hole if the X-ray spectrum corresponds to the "low/hard state". Follow-up observations to further probe the black hole masses, and prospects for spatially resolving the gravitational spheres of influence around intermediate-mass black holes, are reviewed in some detail.</w:t>
       </w:r>
     </w:p>
     <w:p/>
     <w:p>
       <w:r>
-        <w:t>This paper is the fourth in a series presenting (galaxy morphology, and thus galaxy formation)-dependent black hole (BH) mass, MBH, scaling relations. We have used a sample of 119 galaxies with directly measured MBH and host spheroid parameters obtained from multicomponent decomposition of, primarily, 3.6 μm Spitzer images. Here, we investigate the correlations between MBH and the projected (apparent) luminosity density μ, the projected stellar mass density Σ, and the de-projected (internal) stellar mass density ρ, for various spheroid radii. We discover the predicted MBH–μ</w:t>
+        <w:t>This paper is the fourth in a series presenting (galaxy morphology, and thus galaxy formation)-dependent black hole (BH) mass, MBH, scaling relations. We have used a sample of 119 galaxies with directly measured MBH and host spheroid parameters obtained from multicomponent decomposition of, primarily, 3.6 </w:t>
+      </w:r>
+      <w:proofErr w:type="spellStart"/>
+      <w:r>
+        <w:t>μm</w:t>
+      </w:r>
+      <w:proofErr w:type="spellEnd"/>
+      <w:r>
+        <w:t xml:space="preserve"> Spitzer images. Here, we investigate the correlations between MBH and the projected (apparent) luminosity density μ, the projected stellar mass density Σ, and the de-projected (internal) stellar mass density ρ, for various spheroid radii. We discover the predicted MBH–μ</w:t>
       </w:r>
       <w:proofErr w:type="gramStart"/>
       <w:r>
@@ -1606,15 +2483,24 @@
       </w:r>
       <w:proofErr w:type="gramEnd"/>
       <w:r>
-        <w:t> relation and present the first MBH–μ</w:t>
+        <w:t> relation and present the first MBH–</w:t>
+      </w:r>
+      <w:proofErr w:type="spellStart"/>
+      <w:r>
+        <w:t>μ</w:t>
       </w:r>
       <w:proofErr w:type="gramStart"/>
       <w:r>
         <w:t>e,sph</w:t>
       </w:r>
-      <w:proofErr w:type="gramEnd"/>
-      <w:r>
-        <w:t> and MBH–ρ</w:t>
+      <w:proofErr w:type="spellEnd"/>
+      <w:proofErr w:type="gramEnd"/>
+      <w:r>
+        <w:t> and MBH–</w:t>
+      </w:r>
+      <w:proofErr w:type="spellStart"/>
+      <w:r>
+        <w:t>ρ</w:t>
       </w:r>
       <w:proofErr w:type="gramStart"/>
       <w:r>
@@ -1622,7 +2508,11 @@
       </w:r>
       <w:proofErr w:type="gramEnd"/>
       <w:r>
-        <w:t>,sph diagrams displaying slightly different (possibly curved) trends for early- and late-type galaxies (ETGs and LTGs, respectively) and an offset between ETGs with (fast-rotators, ES/S0) and without (slow-rotators, E) a disk. The scatter about various MBH–</w:t>
+        <w:t>,sph</w:t>
+      </w:r>
+      <w:proofErr w:type="spellEnd"/>
+      <w:r>
+        <w:t> diagrams displaying slightly different (possibly curved) trends for early- and late-type galaxies (ETGs and LTGs, respectively) and an offset between ETGs with (fast-rotators, ES/S0) and without (slow-rotators, E) a disk. The scatter about various MBH–</w:t>
       </w:r>
       <w:r>
         <w:rPr>
@@ -1639,8 +2529,13 @@
         </w:rPr>
         <w:t>〉</w:t>
       </w:r>
-      <w:r>
-        <w:t xml:space="preserve">R,sph (and </w:t>
+      <w:proofErr w:type="spellStart"/>
+      <w:r>
+        <w:t>R,sph</w:t>
+      </w:r>
+      <w:proofErr w:type="spellEnd"/>
+      <w:r>
+        <w:t xml:space="preserve"> (and </w:t>
       </w:r>
       <w:r>
         <w:rPr>
@@ -1657,8 +2552,21 @@
         </w:rPr>
         <w:t>〉</w:t>
       </w:r>
-      <w:r>
-        <w:t xml:space="preserve">r,sph) relations is shown to systematically decrease as the enclosing aperture (and volume) increases, dropping from 0.69 dex when using the spheroid "compactness," </w:t>
+      <w:proofErr w:type="spellStart"/>
+      <w:r>
+        <w:t>r,sph</w:t>
+      </w:r>
+      <w:proofErr w:type="spellEnd"/>
+      <w:r>
+        <w:t xml:space="preserve">) relations is shown to systematically decrease as the enclosing aperture (and volume) increases, dropping from 0.69 </w:t>
+      </w:r>
+      <w:proofErr w:type="spellStart"/>
+      <w:r>
+        <w:t>dex</w:t>
+      </w:r>
+      <w:proofErr w:type="spellEnd"/>
+      <w:r>
+        <w:t xml:space="preserve"> when using the spheroid "compactness," </w:t>
       </w:r>
       <w:r>
         <w:rPr>
@@ -1676,7 +2584,15 @@
         <w:t>〉</w:t>
       </w:r>
       <w:r>
-        <w:t xml:space="preserve">1kpc,sph, to 0.59 dex when using </w:t>
+        <w:t xml:space="preserve">1kpc,sph, to 0.59 </w:t>
+      </w:r>
+      <w:proofErr w:type="spellStart"/>
+      <w:r>
+        <w:t>dex</w:t>
+      </w:r>
+      <w:proofErr w:type="spellEnd"/>
+      <w:r>
+        <w:t xml:space="preserve"> when using </w:t>
       </w:r>
       <w:r>
         <w:rPr>
@@ -1694,15 +2610,60 @@
         <w:t>〉</w:t>
       </w:r>
       <w:r>
-        <w:t>5kpc,sph. We also reveal that MBH correlates with the internal density, ρ</w:t>
+        <w:t>5kpc,sph. We also reveal that MBH correlates with the internal density, </w:t>
+      </w:r>
+      <w:proofErr w:type="spellStart"/>
+      <w:r>
+        <w:t>ρ</w:t>
       </w:r>
       <w:proofErr w:type="gramStart"/>
       <w:r>
         <w:t>soi,sph</w:t>
       </w:r>
-      <w:proofErr w:type="gramEnd"/>
-      <w:r>
-        <w:t>, at the BH's sphere-of-influence radius, such that core-Sérsic (high Sérsic index, n) and (low-n) Sérsic galaxies define different relations with total rms scatters 0.21 dex and 0.77 dex, respectively. The MBH–</w:t>
+      <w:proofErr w:type="spellEnd"/>
+      <w:proofErr w:type="gramEnd"/>
+      <w:r>
+        <w:t>, at the BH's sphere-of-influence radius, such that core-</w:t>
+      </w:r>
+      <w:proofErr w:type="spellStart"/>
+      <w:r>
+        <w:t>Sérsic</w:t>
+      </w:r>
+      <w:proofErr w:type="spellEnd"/>
+      <w:r>
+        <w:t xml:space="preserve"> (high </w:t>
+      </w:r>
+      <w:proofErr w:type="spellStart"/>
+      <w:r>
+        <w:t>Sérsic</w:t>
+      </w:r>
+      <w:proofErr w:type="spellEnd"/>
+      <w:r>
+        <w:t xml:space="preserve"> index, n) and (low-n) </w:t>
+      </w:r>
+      <w:proofErr w:type="spellStart"/>
+      <w:r>
+        <w:t>Sérsic</w:t>
+      </w:r>
+      <w:proofErr w:type="spellEnd"/>
+      <w:r>
+        <w:t xml:space="preserve"> galaxies define different relations with total rms scatters 0.21 </w:t>
+      </w:r>
+      <w:proofErr w:type="spellStart"/>
+      <w:r>
+        <w:t>dex</w:t>
+      </w:r>
+      <w:proofErr w:type="spellEnd"/>
+      <w:r>
+        <w:t xml:space="preserve"> and 0.77 </w:t>
+      </w:r>
+      <w:proofErr w:type="spellStart"/>
+      <w:r>
+        <w:t>dex</w:t>
+      </w:r>
+      <w:proofErr w:type="spellEnd"/>
+      <w:r>
+        <w:t>, respectively. The MBH–</w:t>
       </w:r>
       <w:r>
         <w:rPr>
@@ -1719,8 +2680,13 @@
         </w:rPr>
         <w:t>〉</w:t>
       </w:r>
-      <w:r>
-        <w:t>soi,sph relations will help with direct estimation of tidal disruption event rates, binary BH lifetimes, and together with other BH scaling relations, improve the characteristic strain estimates for long-wavelength gravitational waves pursued with pulsar timing arrays and space-based interferometers.</w:t>
+      <w:proofErr w:type="spellStart"/>
+      <w:r>
+        <w:t>soi,sph</w:t>
+      </w:r>
+      <w:proofErr w:type="spellEnd"/>
+      <w:r>
+        <w:t> relations will help with direct estimation of tidal disruption event rates, binary BH lifetimes, and together with other BH scaling relations, improve the characteristic strain estimates for long-wavelength gravitational waves pursued with pulsar timing arrays and space-based interferometers.</w:t>
       </w:r>
     </w:p>
     <w:p/>
@@ -1817,7 +2783,23 @@
         <w:t>⁠</w:t>
       </w:r>
       <w:r>
-        <w:t>) galaxies within 110 Mpc. Many less massive nearby galaxies are known to be ‘fast-rotators’ with discs. Among our 28 galaxies with existing elliptical classifications, we found that 18 have large-scale discs, and two have intermediate-scale discs, and are reclassified here as lenticulars (S0) and elliculars (ES). The local spheroid stellar mass function, size–mass diagram and bulge-to-total (B/T) flux ratio are presented. We report lower limits for the volume number density of compact massive spheroids, nc, Sph </w:t>
+        <w:t xml:space="preserve">) galaxies within 110 Mpc. Many less massive nearby galaxies are known to be ‘fast-rotators’ with discs. Among our 28 galaxies with existing elliptical classifications, we found that 18 have large-scale discs, and two have intermediate-scale discs, and are reclassified here as lenticulars (S0) and </w:t>
+      </w:r>
+      <w:proofErr w:type="spellStart"/>
+      <w:r>
+        <w:t>elliculars</w:t>
+      </w:r>
+      <w:proofErr w:type="spellEnd"/>
+      <w:r>
+        <w:t xml:space="preserve"> (ES). The local spheroid stellar mass function, size–mass diagram and bulge-to-total (B/T) flux ratio are presented. We report lower limits for the volume number density of compact massive spheroids, nc, </w:t>
+      </w:r>
+      <w:proofErr w:type="spellStart"/>
+      <w:r>
+        <w:t>Sph</w:t>
+      </w:r>
+      <w:proofErr w:type="spellEnd"/>
+      <w:r>
+        <w:t> </w:t>
       </w:r>
       <w:r>
         <w:rPr>
@@ -1929,13 +2911,77 @@
     <w:p/>
     <w:p>
       <w:r>
-        <w:t>We present the MATLAB code Spirality, a novel method for measuring spiral arm pitch angles by fitting galaxy images to spiral templates of known pitch. Computation time is typically on the order of 2 min per galaxy, assuming 8 GB of working memory. We tested the code using 117 synthetic spiral images with known pitches, varying both the spiral properties and the input parameters. The code yielded correct results for all synthetic spirals with galaxy-like properties. We also compared the code’s results to two-dimensional Fast Fourier Transform (2DFFT) measurements for the sample of nearby galaxies defined by DMS PPak. Spirality’s error bars overlapped 2DFFT’s error bars for 26 of the 30 galaxies. The two methods’ agreement correlates strongly with galaxy radius in pixels and also with i-band magnitude, but not with redshift, a result that is consistent with at least some galaxies’ spiral structure being fully formed by z=1.2, beyond which there are few galaxies in our sample. The Spirality code package also includes GenSpiral, which produces FITS images of synthetic spirals, and SpiralArmCount, which uses a one-dimensional Fast Fourier Transform to count the spiral arms of a galaxy after its pitch is determined. All code is freely available.</w:t>
+        <w:t xml:space="preserve">We present the MATLAB code Spirality, a novel method for measuring spiral arm pitch angles by fitting galaxy images to spiral templates of known pitch. Computation time is typically on the order of 2 min per galaxy, assuming 8 GB of working memory. We tested the code using 117 synthetic spiral images with known pitches, varying both the spiral properties and the input parameters. The code yielded correct results for all synthetic spirals with galaxy-like properties. We also compared the code’s results to two-dimensional Fast Fourier Transform (2DFFT) measurements for the sample of nearby galaxies defined by DMS </w:t>
+      </w:r>
+      <w:proofErr w:type="spellStart"/>
+      <w:r>
+        <w:t>PPak</w:t>
+      </w:r>
+      <w:proofErr w:type="spellEnd"/>
+      <w:r>
+        <w:t>. Spirality’s error bars overlapped 2DFFT’s error bars for 26 of the 30 galaxies. The two methods’ agreement correlates strongly with galaxy radius in pixels and also with </w:t>
+      </w:r>
+      <w:proofErr w:type="spellStart"/>
+      <w:r>
+        <w:t>i</w:t>
+      </w:r>
+      <w:proofErr w:type="spellEnd"/>
+      <w:r>
+        <w:t xml:space="preserve">-band magnitude, but not with redshift, a result that is consistent with at least some galaxies’ spiral structure being fully formed by z=1.2, beyond which there are few galaxies in our sample. The Spirality code package also includes </w:t>
+      </w:r>
+      <w:proofErr w:type="spellStart"/>
+      <w:r>
+        <w:t>GenSpiral</w:t>
+      </w:r>
+      <w:proofErr w:type="spellEnd"/>
+      <w:r>
+        <w:t xml:space="preserve">, which produces FITS images of synthetic spirals, and </w:t>
+      </w:r>
+      <w:proofErr w:type="spellStart"/>
+      <w:r>
+        <w:t>SpiralArmCount</w:t>
+      </w:r>
+      <w:proofErr w:type="spellEnd"/>
+      <w:r>
+        <w:t>, which uses a one-dimensional Fast Fourier Transform to count the spiral arms of a galaxy after its pitch is determined. All code is freely available.</w:t>
       </w:r>
     </w:p>
     <w:p/>
     <w:p>
       <w:r>
-        <w:t xml:space="preserve">Laser Interferometer Space Antenna (LISA) will be a transformative experiment for gravitational wave astronomy as it will offer unique opportunities to address many key astrophysical questions in a completely novel way. The synergy with ground-based and other space-based instruments in the electromagnetic domain, by enabling multi-messenger observations, will add further to the discovery potential of LISA. The next decade is crucial to prepare the astrophysical community for LISA's first observations. This review outlines the extensive landscape of astrophysical theory, numerical simulations, and astronomical observations that are instrumental for modeling and interpreting the upcoming LISA datastream. To this aim, the current knowledge in three main source classes for LISA is reviewed: ultra-compact stellar-mass binaries, massive black hole binaries, and extreme or intermediate mass ratio inspirals. The relevant astrophysical processes and the established modeling techniques are summarized. Likewise, open issues and gaps in our understanding of these sources are highlighted, along with an indication of how LISA could help make progress in the different areas. New research avenues that LISA itself, or its joint exploitation with studies in the electromagnetic domain, will enable, are also illustrated. Improvements in modeling and analysis </w:t>
+        <w:t xml:space="preserve">Laser Interferometer Space Antenna (LISA) will be a transformative experiment for gravitational wave astronomy as it will offer unique opportunities to address many key astrophysical questions in a completely novel way. The synergy with ground-based and other space-based instruments in the electromagnetic domain, by enabling multi-messenger observations, will add further to the discovery potential of LISA. The next decade is crucial to prepare the astrophysical community for LISA's first observations. This review outlines the extensive landscape of astrophysical theory, numerical simulations, and astronomical observations that are instrumental for </w:t>
+      </w:r>
+      <w:proofErr w:type="spellStart"/>
+      <w:r>
+        <w:t>modeling</w:t>
+      </w:r>
+      <w:proofErr w:type="spellEnd"/>
+      <w:r>
+        <w:t xml:space="preserve"> and interpreting the upcoming LISA </w:t>
+      </w:r>
+      <w:proofErr w:type="spellStart"/>
+      <w:r>
+        <w:t>datastream</w:t>
+      </w:r>
+      <w:proofErr w:type="spellEnd"/>
+      <w:r>
+        <w:t xml:space="preserve">. To this aim, the current knowledge in three main source classes for LISA is reviewed: ultra-compact stellar-mass binaries, massive black hole binaries, and extreme or intermediate mass ratio inspirals. The relevant astrophysical processes and the established </w:t>
+      </w:r>
+      <w:proofErr w:type="spellStart"/>
+      <w:r>
+        <w:t>modeling</w:t>
+      </w:r>
+      <w:proofErr w:type="spellEnd"/>
+      <w:r>
+        <w:t xml:space="preserve"> techniques are summarized. Likewise, open issues and gaps in our understanding of these sources are highlighted, along with an indication of how LISA could help make progress in the different areas. New research avenues that LISA itself, or its joint exploitation with studies in the electromagnetic domain, will enable, are also illustrated. Improvements in </w:t>
+      </w:r>
+      <w:proofErr w:type="spellStart"/>
+      <w:r>
+        <w:t>modeling</w:t>
+      </w:r>
+      <w:proofErr w:type="spellEnd"/>
+      <w:r>
+        <w:t xml:space="preserve"> and analysis </w:t>
       </w:r>
       <w:r>
         <w:lastRenderedPageBreak/>
@@ -1945,7 +2991,23 @@
     <w:p/>
     <w:p>
       <w:r>
-        <w:t xml:space="preserve">We present an analysis of the pitch angle distribution function (PADF) for nearby galaxies and its resulting black hole mass function (BHMF) via the well-known relationship between pitch angle and black hole mass. Our sample consists of a subset of 74 spiral galaxies from the Carnegie- Irvine Galaxy Survey with absolute B-band magnitude MB &gt; −19.12 mag and luminosity distance DL ≤ 25.4Mpc, which is an extension of a complementary set of 140 more luminous (MB ≤ −19.12 mag) late-type galaxies. We find the PADFs of the two samples are, somewhat surprisingly, not strongly dissimilar; a result that may hold important implications for spiral formation theories. Our data show a distinct bimodal population manifest in the pitch angles of the Sa–Sc types and separately the Scd–Sm types, with Sa–Sc types having tighter spiral arms on average. Importantly, we uncover a distinct bifurcation of the BHMF, such that the Sa–Sc galaxies typically host so-called “supermassive” black holes (M• </w:t>
+        <w:t xml:space="preserve">We present an analysis of the pitch angle distribution function (PADF) for nearby galaxies and its resulting black hole mass function (BHMF) via the well-known relationship between pitch angle and black hole mass. Our sample consists of a subset of 74 spiral galaxies from the Carnegie- Irvine Galaxy Survey with absolute B-band magnitude MB &gt; −19.12 mag and luminosity distance DL ≤ 25.4Mpc, which is an extension of a complementary set of 140 more luminous (MB ≤ −19.12 mag) late-type galaxies. We find the PADFs of the two samples are, somewhat surprisingly, not strongly dissimilar; a result that may hold important implications for spiral formation theories. Our data show a distinct bimodal population manifest in the pitch angles of the Sa–Sc types and separately the </w:t>
+      </w:r>
+      <w:proofErr w:type="spellStart"/>
+      <w:r>
+        <w:t>Scd</w:t>
+      </w:r>
+      <w:proofErr w:type="spellEnd"/>
+      <w:r>
+        <w:t>–</w:t>
+      </w:r>
+      <w:proofErr w:type="spellStart"/>
+      <w:r>
+        <w:t>Sm</w:t>
+      </w:r>
+      <w:proofErr w:type="spellEnd"/>
+      <w:r>
+        <w:t xml:space="preserve"> types, with Sa–Sc types having tighter spiral arms on average. Importantly, we uncover a distinct bifurcation of the BHMF, such that the Sa–Sc galaxies typically host so-called “supermassive” black holes (M• </w:t>
       </w:r>
       <w:r>
         <w:rPr>
@@ -1963,7 +3025,23 @@
         <w:t>⊙</w:t>
       </w:r>
       <w:r>
-        <w:t xml:space="preserve">), whereas Scd–Sm galaxies accordingly harbor black holes that are “less-than-supermassive” (M• </w:t>
+        <w:t xml:space="preserve">), whereas </w:t>
+      </w:r>
+      <w:proofErr w:type="spellStart"/>
+      <w:r>
+        <w:t>Scd</w:t>
+      </w:r>
+      <w:proofErr w:type="spellEnd"/>
+      <w:r>
+        <w:t>–</w:t>
+      </w:r>
+      <w:proofErr w:type="spellStart"/>
+      <w:r>
+        <w:t>Sm</w:t>
+      </w:r>
+      <w:proofErr w:type="spellEnd"/>
+      <w:r>
+        <w:t xml:space="preserve"> galaxies accordingly harbor black holes that are “less-than-supermassive” (M• </w:t>
       </w:r>
       <w:r>
         <w:rPr>
@@ -1986,13 +3064,61 @@
     </w:p>
     <w:p>
       <w:r>
-        <w:t>Supermassive black holes (SMBHs) are tiny in comparison to the galaxies they inhabit, yet they manage to influence and coevolve along with their hosts. Evidence of this mutual development is observed in the structure and dynamics of galaxies and their correlations with black hole mass (MBH). For our study, we focus on relative parameters that are unique to only disk galaxies. As such, we quantify the structure of spiral galaxies via their logarithmic spiral-arm pitch angles (ϕ) and their dynamics through the maximum rotational velocities of their galactic disks (vmax). In the past, we have studied black hole mass scaling relations between MBH and ϕ or vmax, separately. Now, we combine the three parameters into a trivariate MBH-ϕ-vmax relationship that yields best-in-class accuracy in prediction of black hole masses in spiral galaxies. Because most black hole mass scaling relations have been created from samples of the largest SMBHs within the most massive galaxies, they lack certainty when extrapolated to low-mass spiral galaxies. Thus, it is difficult to confidently use existing scaling relations when trying to identify galaxies that might harbor the elusive class of intermediate-mass black holes (IMBHs). Therefore, we offer our novel relationship as an ideal predictor to search for IMBHs and probe the low-mass end of the black hole mass function by utilizing spiral galaxies. Already with rotational velocities widely available for a large population of galaxies and pitch angles readily measurable from uncalibrated images, we expect that the MBH-ϕ-vmax fundamental plane will be a useful tool for estimating black hole masses, even at high redshifts.</w:t>
+        <w:t>Supermassive black holes (SMBHs) are tiny in comparison to the galaxies they inhabit, yet they manage to influence and coevolve along with their hosts. Evidence of this mutual development is observed in the structure and dynamics of galaxies and their correlations with black hole mass (MBH). For our study, we focus on relative parameters that are unique to only disk galaxies. As such, we quantify the structure of spiral galaxies via their logarithmic spiral-arm pitch angles (ϕ) and their dynamics through the maximum rotational velocities of their galactic disks (</w:t>
+      </w:r>
+      <w:proofErr w:type="spellStart"/>
+      <w:r>
+        <w:t>vmax</w:t>
+      </w:r>
+      <w:proofErr w:type="spellEnd"/>
+      <w:r>
+        <w:t>). In the past, we have studied black hole mass scaling relations between MBH and ϕ or </w:t>
+      </w:r>
+      <w:proofErr w:type="spellStart"/>
+      <w:r>
+        <w:t>vmax</w:t>
+      </w:r>
+      <w:proofErr w:type="spellEnd"/>
+      <w:r>
+        <w:t xml:space="preserve">, separately. Now, we combine the three parameters into a </w:t>
+      </w:r>
+      <w:proofErr w:type="spellStart"/>
+      <w:r>
+        <w:t>trivariate</w:t>
+      </w:r>
+      <w:proofErr w:type="spellEnd"/>
+      <w:r>
+        <w:t> MBH-ϕ-</w:t>
+      </w:r>
+      <w:proofErr w:type="spellStart"/>
+      <w:r>
+        <w:t>vmax</w:t>
+      </w:r>
+      <w:proofErr w:type="spellEnd"/>
+      <w:r>
+        <w:t> relationship that yields best-in-class accuracy in prediction of black hole masses in spiral galaxies. Because most black hole mass scaling relations have been created from samples of the largest SMBHs within the most massive galaxies, they lack certainty when extrapolated to low-mass spiral galaxies. Thus, it is difficult to confidently use existing scaling relations when trying to identify galaxies that might harbor the elusive class of intermediate-mass black holes (IMBHs). Therefore, we offer our novel relationship as an ideal predictor to search for IMBHs and probe the low-mass end of the black hole mass function by utilizing spiral galaxies. Already with rotational velocities widely available for a large population of galaxies and pitch angles readily measurable from uncalibrated images, we expect that the MBH-ϕ-</w:t>
+      </w:r>
+      <w:proofErr w:type="spellStart"/>
+      <w:r>
+        <w:t>vmax</w:t>
+      </w:r>
+      <w:proofErr w:type="spellEnd"/>
+      <w:r>
+        <w:t> fundamental plane will be a useful tool for estimating black hole masses, even at high redshifts.</w:t>
       </w:r>
     </w:p>
     <w:p/>
     <w:p>
       <w:r>
-        <w:t>We analyzed images of every northern hemisphere Sd galaxy listed in the Third Reference Catalogue of Bright Galaxies with a relatively face-on inclination (θ ≤ 30°). Specifically, we measured the spiral arms' winding angle, ϕ, in 85 galaxies. We applied a novel black hole mass planar scaling relation involving the rotational velocities (from the literature) and pitch angles of each galaxy to predict central black hole masses. This yielded 23 galaxies, each having at least a 50% chance of hosting a central intermediate-mass black hole (IMBH), 102 &lt; M• ≤ 105M</w:t>
+        <w:t xml:space="preserve">We </w:t>
+      </w:r>
+      <w:proofErr w:type="spellStart"/>
+      <w:r>
+        <w:t>analyzed</w:t>
+      </w:r>
+      <w:proofErr w:type="spellEnd"/>
+      <w:r>
+        <w:t xml:space="preserve"> images of every northern hemisphere Sd galaxy listed in the Third Reference Catalogue of Bright Galaxies with a relatively face-on inclination (θ ≤ 30°). Specifically, we measured the spiral arms' winding angle, ϕ, in 85 galaxies. We applied a novel black hole mass planar scaling relation involving the rotational velocities (from the literature) and pitch angles of each galaxy to predict central black hole masses. This yielded 23 galaxies, each having at least a 50% chance of hosting a central intermediate-mass black hole (IMBH), 102 &lt; M• ≤ 105M</w:t>
       </w:r>
       <w:r>
         <w:rPr>
@@ -2010,7 +3136,15 @@
         <w:t>≲</w:t>
       </w:r>
       <w:r>
-        <w:t>50 Mpc) targets may be suitable for an array of follow-up observations to check for active nuclei. Based on our full sample of 85 Sd galaxies, we estimate that the typical Sd galaxy (which tends to be bulgeless) harbors a black hole with log(M∙/M</w:t>
+        <w:t xml:space="preserve">50 Mpc) targets may be suitable for an array of follow-up observations to check for active nuclei. Based on our full sample of 85 Sd galaxies, we estimate that the typical Sd galaxy (which tends to be </w:t>
+      </w:r>
+      <w:proofErr w:type="spellStart"/>
+      <w:r>
+        <w:t>bulgeless</w:t>
+      </w:r>
+      <w:proofErr w:type="spellEnd"/>
+      <w:r>
+        <w:t>) harbors a black hole with log(M∙/M</w:t>
       </w:r>
       <w:proofErr w:type="gramStart"/>
       <w:r>
@@ -2192,7 +3326,23 @@
         <w:t>≳</w:t>
       </w:r>
       <w:r>
-        <w:t xml:space="preserve"> 6, characterized by extremely high central stellar densities and overmassive central supermassive black holes (SMBHs), "little red dots" (LRDs). A critical question remains: if LRDs were common at high redshifts, how would they evolve into local elliptical galaxies with significantly lower central densities? To address this, we performed direct N-body simulations of LRD mergers, focusing on the coevolution of host galaxies and central SMBHs. We track the complete evolution of SMBH binaries into the three-body hardening and gravitational-wave (GW) emission phase. Our results demonstrate that during galaxy mergers, the central SMBHs can eject a substantial amount of mass from the galactic core via the three-body slingshot effect, leading to a decrease in central stellar surface density by an order of magnitude. Additionally, GW recoil can further contribute in making the galaxy centers less dense and more in alignment with low-redshift quiescent galaxies. This transformation occurs on a relatively short timescale of a few </w:t>
+        <w:t xml:space="preserve"> 6, characterized by extremely high central stellar densities and </w:t>
+      </w:r>
+      <w:proofErr w:type="spellStart"/>
+      <w:r>
+        <w:t>overmassive</w:t>
+      </w:r>
+      <w:proofErr w:type="spellEnd"/>
+      <w:r>
+        <w:t xml:space="preserve"> central supermassive black holes (SMBHs), "little red dots" (LRDs). A critical question remains: if LRDs were common at high redshifts, how would they evolve into local elliptical galaxies with significantly lower central densities? To address this, we performed direct N-body simulations of LRD mergers, focusing on the coevolution of host galaxies and central SMBHs. We track the complete evolution of SMBH binaries into the three-body hardening and gravitational-wave (GW) emission phase. Our results demonstrate that during galaxy mergers, the central SMBHs can eject a substantial amount of mass from the galactic core via the three-body slingshot effect, leading to a decrease in central stellar surface density by an order of magnitude. Additionally, GW recoil can further contribute in making the galaxy </w:t>
+      </w:r>
+      <w:proofErr w:type="spellStart"/>
+      <w:r>
+        <w:t>centers</w:t>
+      </w:r>
+      <w:proofErr w:type="spellEnd"/>
+      <w:r>
+        <w:t xml:space="preserve"> less dense and more in alignment with low-redshift quiescent galaxies. This transformation occurs on a relatively short timescale of a few </w:t>
       </w:r>
       <w:r>
         <w:rPr>
@@ -2216,6 +3366,12 @@
     </w:p>
     <w:p/>
     <w:p>
+      <w:pPr>
+        <w:rPr>
+          <w:rFonts w:ascii="Segoe UI" w:hAnsi="Segoe UI" w:cs="Segoe UI"/>
+          <w:color w:val="333333"/>
+        </w:rPr>
+      </w:pPr>
       <w:r>
         <w:rPr>
           <w:rFonts w:ascii="Segoe UI" w:hAnsi="Segoe UI" w:cs="Segoe UI"/>
@@ -2333,7 +3489,23 @@
           <w:rFonts w:ascii="Segoe UI" w:hAnsi="Segoe UI" w:cs="Segoe UI"/>
           <w:color w:val="333333"/>
         </w:rPr>
-        <w:t> relation portend larger concerns about the reliability of SMBH masses estimated at high redshifts and presumptions of overmassive black holes at early epochs. Toward this problem, we apply updated causally informed scaling relations that predict high-</w:t>
+        <w:t xml:space="preserve"> relation portend larger concerns about the reliability of SMBH masses estimated at high redshifts and presumptions of </w:t>
+      </w:r>
+      <w:proofErr w:type="spellStart"/>
+      <w:r>
+        <w:rPr>
+          <w:rFonts w:ascii="Segoe UI" w:hAnsi="Segoe UI" w:cs="Segoe UI"/>
+          <w:color w:val="333333"/>
+        </w:rPr>
+        <w:t>overmassive</w:t>
+      </w:r>
+      <w:proofErr w:type="spellEnd"/>
+      <w:r>
+        <w:rPr>
+          <w:rFonts w:ascii="Segoe UI" w:hAnsi="Segoe UI" w:cs="Segoe UI"/>
+          <w:color w:val="333333"/>
+        </w:rPr>
+        <w:t xml:space="preserve"> black holes at early epochs. Toward this problem, we apply updated causally informed scaling relations that predict high-</w:t>
       </w:r>
       <w:r>
         <w:rPr>
@@ -2350,7 +3522,23 @@
           <w:rFonts w:ascii="Segoe UI" w:hAnsi="Segoe UI" w:cs="Segoe UI"/>
           <w:color w:val="333333"/>
         </w:rPr>
-        <w:t> black hole masses that are approximately 2 orders of magnitude less massive, and thus not overmassive with respect to local </w:t>
+        <w:t xml:space="preserve"> black hole masses that are approximately 2 orders of magnitude less massive, and thus not </w:t>
+      </w:r>
+      <w:proofErr w:type="spellStart"/>
+      <w:r>
+        <w:rPr>
+          <w:rFonts w:ascii="Segoe UI" w:hAnsi="Segoe UI" w:cs="Segoe UI"/>
+          <w:color w:val="333333"/>
+        </w:rPr>
+        <w:t>overmassive</w:t>
+      </w:r>
+      <w:proofErr w:type="spellEnd"/>
+      <w:r>
+        <w:rPr>
+          <w:rFonts w:ascii="Segoe UI" w:hAnsi="Segoe UI" w:cs="Segoe UI"/>
+          <w:color w:val="333333"/>
+        </w:rPr>
+        <w:t xml:space="preserve"> with respect to local </w:t>
       </w:r>
       <w:r>
         <w:rPr>
@@ -2368,6 +3556,427 @@
           <w:color w:val="333333"/>
         </w:rPr>
         <w:t>= 0 SMBH–galaxy mass ratios.</w:t>
+      </w:r>
+    </w:p>
+    <w:p>
+      <w:pPr>
+        <w:rPr>
+          <w:rFonts w:ascii="Segoe UI" w:hAnsi="Segoe UI" w:cs="Segoe UI"/>
+          <w:color w:val="333333"/>
+        </w:rPr>
+      </w:pPr>
+    </w:p>
+    <w:p>
+      <w:r>
+        <w:rPr>
+          <w:rFonts w:ascii="Segoe UI" w:hAnsi="Segoe UI" w:cs="Segoe UI"/>
+          <w:color w:val="333333"/>
+        </w:rPr>
+        <w:t xml:space="preserve">Hot </w:t>
+      </w:r>
+      <w:proofErr w:type="spellStart"/>
+      <w:r>
+        <w:rPr>
+          <w:rFonts w:ascii="Segoe UI" w:hAnsi="Segoe UI" w:cs="Segoe UI"/>
+          <w:color w:val="333333"/>
+        </w:rPr>
+        <w:t>Jupiters</w:t>
+      </w:r>
+      <w:proofErr w:type="spellEnd"/>
+      <w:r>
+        <w:rPr>
+          <w:rFonts w:ascii="Segoe UI" w:hAnsi="Segoe UI" w:cs="Segoe UI"/>
+          <w:color w:val="333333"/>
+        </w:rPr>
+        <w:t xml:space="preserve"> often have radii larger than predicted by standard cooling–contraction models, but it remains unclear which process supplies or preserves the extra internal heat. We </w:t>
+      </w:r>
+      <w:proofErr w:type="spellStart"/>
+      <w:r>
+        <w:rPr>
+          <w:rFonts w:ascii="Segoe UI" w:hAnsi="Segoe UI" w:cs="Segoe UI"/>
+          <w:color w:val="333333"/>
+        </w:rPr>
+        <w:t>analyze</w:t>
+      </w:r>
+      <w:proofErr w:type="spellEnd"/>
+      <w:r>
+        <w:rPr>
+          <w:rFonts w:ascii="Segoe UI" w:hAnsi="Segoe UI" w:cs="Segoe UI"/>
+          <w:color w:val="333333"/>
+        </w:rPr>
+        <w:t xml:space="preserve"> 328 short-period giant planets with measured </w:t>
+      </w:r>
+      <w:proofErr w:type="spellStart"/>
+      <w:r>
+        <w:rPr>
+          <w:rFonts w:ascii="Segoe UI" w:hAnsi="Segoe UI" w:cs="Segoe UI"/>
+          <w:i/>
+          <w:iCs/>
+          <w:color w:val="333333"/>
+          <w:bdr w:val="none" w:sz="0" w:space="0" w:color="auto" w:frame="1"/>
+        </w:rPr>
+        <w:t>M</w:t>
+      </w:r>
+      <w:r>
+        <w:rPr>
+          <w:rFonts w:ascii="inherit" w:hAnsi="inherit" w:cs="Segoe UI"/>
+          <w:i/>
+          <w:iCs/>
+          <w:color w:val="333333"/>
+          <w:sz w:val="18"/>
+          <w:szCs w:val="18"/>
+          <w:bdr w:val="none" w:sz="0" w:space="0" w:color="auto" w:frame="1"/>
+        </w:rPr>
+        <w:t>p</w:t>
+      </w:r>
+      <w:proofErr w:type="spellEnd"/>
+      <w:r>
+        <w:rPr>
+          <w:rFonts w:ascii="Segoe UI" w:hAnsi="Segoe UI" w:cs="Segoe UI"/>
+          <w:color w:val="333333"/>
+        </w:rPr>
+        <w:t xml:space="preserve">, </w:t>
+      </w:r>
+      <w:r>
+        <w:rPr>
+          <w:rFonts w:ascii="Segoe UI" w:hAnsi="Segoe UI" w:cs="Segoe UI"/>
+          <w:i/>
+          <w:iCs/>
+          <w:color w:val="333333"/>
+          <w:bdr w:val="none" w:sz="0" w:space="0" w:color="auto" w:frame="1"/>
+        </w:rPr>
+        <w:t>R</w:t>
+      </w:r>
+      <w:r>
+        <w:rPr>
+          <w:rFonts w:ascii="inherit" w:hAnsi="inherit" w:cs="Segoe UI"/>
+          <w:i/>
+          <w:iCs/>
+          <w:color w:val="333333"/>
+          <w:sz w:val="18"/>
+          <w:szCs w:val="18"/>
+          <w:bdr w:val="none" w:sz="0" w:space="0" w:color="auto" w:frame="1"/>
+        </w:rPr>
+        <w:t>p</w:t>
+      </w:r>
+      <w:r>
+        <w:rPr>
+          <w:rFonts w:ascii="Segoe UI" w:hAnsi="Segoe UI" w:cs="Segoe UI"/>
+          <w:color w:val="333333"/>
+        </w:rPr>
+        <w:t xml:space="preserve">, </w:t>
+      </w:r>
+      <w:proofErr w:type="spellStart"/>
+      <w:r>
+        <w:rPr>
+          <w:rFonts w:ascii="Segoe UI" w:hAnsi="Segoe UI" w:cs="Segoe UI"/>
+          <w:i/>
+          <w:iCs/>
+          <w:color w:val="333333"/>
+          <w:bdr w:val="none" w:sz="0" w:space="0" w:color="auto" w:frame="1"/>
+        </w:rPr>
+        <w:t>P</w:t>
+      </w:r>
+      <w:r>
+        <w:rPr>
+          <w:rFonts w:ascii="Segoe UI" w:hAnsi="Segoe UI" w:cs="Segoe UI"/>
+          <w:color w:val="333333"/>
+          <w:sz w:val="18"/>
+          <w:szCs w:val="18"/>
+          <w:bdr w:val="none" w:sz="0" w:space="0" w:color="auto" w:frame="1"/>
+          <w:vertAlign w:val="subscript"/>
+        </w:rPr>
+        <w:t>orb</w:t>
+      </w:r>
+      <w:proofErr w:type="spellEnd"/>
+      <w:r>
+        <w:rPr>
+          <w:rFonts w:ascii="Segoe UI" w:hAnsi="Segoe UI" w:cs="Segoe UI"/>
+          <w:color w:val="333333"/>
+        </w:rPr>
+        <w:t xml:space="preserve">, and host-star </w:t>
+      </w:r>
+      <w:r>
+        <w:rPr>
+          <w:rFonts w:ascii="Segoe UI" w:hAnsi="Segoe UI" w:cs="Segoe UI"/>
+          <w:i/>
+          <w:iCs/>
+          <w:color w:val="333333"/>
+          <w:bdr w:val="none" w:sz="0" w:space="0" w:color="auto" w:frame="1"/>
+        </w:rPr>
+        <w:t>T</w:t>
+      </w:r>
+      <w:r>
+        <w:rPr>
+          <w:rFonts w:ascii="Segoe UI" w:hAnsi="Segoe UI" w:cs="Segoe UI"/>
+          <w:color w:val="333333"/>
+          <w:sz w:val="18"/>
+          <w:szCs w:val="18"/>
+          <w:bdr w:val="none" w:sz="0" w:space="0" w:color="auto" w:frame="1"/>
+          <w:vertAlign w:val="subscript"/>
+        </w:rPr>
+        <w:t>eff</w:t>
+      </w:r>
+      <w:r>
+        <w:rPr>
+          <w:rFonts w:ascii="Segoe UI" w:hAnsi="Segoe UI" w:cs="Segoe UI"/>
+          <w:color w:val="333333"/>
+        </w:rPr>
+        <w:t xml:space="preserve"> using causal discovery, a statistical framework that asks which observed properties remain directly connected to planet radius after the others are accounted for. As a check, the same pipeline recovers the expected mass–radius connection for a super-Earth control sample. For hot </w:t>
+      </w:r>
+      <w:proofErr w:type="spellStart"/>
+      <w:r>
+        <w:rPr>
+          <w:rFonts w:ascii="Segoe UI" w:hAnsi="Segoe UI" w:cs="Segoe UI"/>
+          <w:color w:val="333333"/>
+        </w:rPr>
+        <w:t>Jupiters</w:t>
+      </w:r>
+      <w:proofErr w:type="spellEnd"/>
+      <w:r>
+        <w:rPr>
+          <w:rFonts w:ascii="Segoe UI" w:hAnsi="Segoe UI" w:cs="Segoe UI"/>
+          <w:color w:val="333333"/>
+        </w:rPr>
+        <w:t xml:space="preserve">, the preferred graph links </w:t>
+      </w:r>
+      <w:r>
+        <w:rPr>
+          <w:rFonts w:ascii="Segoe UI" w:hAnsi="Segoe UI" w:cs="Segoe UI"/>
+          <w:i/>
+          <w:iCs/>
+          <w:color w:val="333333"/>
+          <w:bdr w:val="none" w:sz="0" w:space="0" w:color="auto" w:frame="1"/>
+        </w:rPr>
+        <w:t>R</w:t>
+      </w:r>
+      <w:r>
+        <w:rPr>
+          <w:rFonts w:ascii="inherit" w:hAnsi="inherit" w:cs="Segoe UI"/>
+          <w:i/>
+          <w:iCs/>
+          <w:color w:val="333333"/>
+          <w:sz w:val="18"/>
+          <w:szCs w:val="18"/>
+          <w:bdr w:val="none" w:sz="0" w:space="0" w:color="auto" w:frame="1"/>
+        </w:rPr>
+        <w:t>p</w:t>
+      </w:r>
+      <w:r>
+        <w:rPr>
+          <w:rFonts w:ascii="Segoe UI" w:hAnsi="Segoe UI" w:cs="Segoe UI"/>
+          <w:color w:val="333333"/>
+        </w:rPr>
+        <w:t xml:space="preserve"> directly to </w:t>
+      </w:r>
+      <w:proofErr w:type="spellStart"/>
+      <w:r>
+        <w:rPr>
+          <w:rFonts w:ascii="Segoe UI" w:hAnsi="Segoe UI" w:cs="Segoe UI"/>
+          <w:i/>
+          <w:iCs/>
+          <w:color w:val="333333"/>
+          <w:bdr w:val="none" w:sz="0" w:space="0" w:color="auto" w:frame="1"/>
+        </w:rPr>
+        <w:lastRenderedPageBreak/>
+        <w:t>P</w:t>
+      </w:r>
+      <w:r>
+        <w:rPr>
+          <w:rFonts w:ascii="Segoe UI" w:hAnsi="Segoe UI" w:cs="Segoe UI"/>
+          <w:color w:val="333333"/>
+          <w:sz w:val="18"/>
+          <w:szCs w:val="18"/>
+          <w:bdr w:val="none" w:sz="0" w:space="0" w:color="auto" w:frame="1"/>
+          <w:vertAlign w:val="subscript"/>
+        </w:rPr>
+        <w:t>orb</w:t>
+      </w:r>
+      <w:proofErr w:type="spellEnd"/>
+      <w:r>
+        <w:rPr>
+          <w:rFonts w:ascii="Segoe UI" w:hAnsi="Segoe UI" w:cs="Segoe UI"/>
+          <w:color w:val="333333"/>
+        </w:rPr>
+        <w:t xml:space="preserve"> and </w:t>
+      </w:r>
+      <w:r>
+        <w:rPr>
+          <w:rFonts w:ascii="Segoe UI" w:hAnsi="Segoe UI" w:cs="Segoe UI"/>
+          <w:i/>
+          <w:iCs/>
+          <w:color w:val="333333"/>
+          <w:bdr w:val="none" w:sz="0" w:space="0" w:color="auto" w:frame="1"/>
+        </w:rPr>
+        <w:t>T</w:t>
+      </w:r>
+      <w:r>
+        <w:rPr>
+          <w:rFonts w:ascii="Segoe UI" w:hAnsi="Segoe UI" w:cs="Segoe UI"/>
+          <w:color w:val="333333"/>
+          <w:sz w:val="18"/>
+          <w:szCs w:val="18"/>
+          <w:bdr w:val="none" w:sz="0" w:space="0" w:color="auto" w:frame="1"/>
+          <w:vertAlign w:val="subscript"/>
+        </w:rPr>
+        <w:t>eff</w:t>
+      </w:r>
+      <w:r>
+        <w:rPr>
+          <w:rFonts w:ascii="Segoe UI" w:hAnsi="Segoe UI" w:cs="Segoe UI"/>
+          <w:color w:val="333333"/>
+        </w:rPr>
+        <w:t xml:space="preserve">, but not to </w:t>
+      </w:r>
+      <w:proofErr w:type="spellStart"/>
+      <w:r>
+        <w:rPr>
+          <w:rFonts w:ascii="Segoe UI" w:hAnsi="Segoe UI" w:cs="Segoe UI"/>
+          <w:i/>
+          <w:iCs/>
+          <w:color w:val="333333"/>
+          <w:bdr w:val="none" w:sz="0" w:space="0" w:color="auto" w:frame="1"/>
+        </w:rPr>
+        <w:t>M</w:t>
+      </w:r>
+      <w:r>
+        <w:rPr>
+          <w:rFonts w:ascii="inherit" w:hAnsi="inherit" w:cs="Segoe UI"/>
+          <w:i/>
+          <w:iCs/>
+          <w:color w:val="333333"/>
+          <w:sz w:val="18"/>
+          <w:szCs w:val="18"/>
+          <w:bdr w:val="none" w:sz="0" w:space="0" w:color="auto" w:frame="1"/>
+        </w:rPr>
+        <w:t>p</w:t>
+      </w:r>
+      <w:proofErr w:type="spellEnd"/>
+      <w:r>
+        <w:rPr>
+          <w:rFonts w:ascii="Segoe UI" w:hAnsi="Segoe UI" w:cs="Segoe UI"/>
+          <w:color w:val="333333"/>
+        </w:rPr>
+        <w:t xml:space="preserve">. Since incident flux increases with </w:t>
+      </w:r>
+      <w:r>
+        <w:rPr>
+          <w:rFonts w:ascii="Segoe UI" w:hAnsi="Segoe UI" w:cs="Segoe UI"/>
+          <w:i/>
+          <w:iCs/>
+          <w:color w:val="333333"/>
+          <w:bdr w:val="none" w:sz="0" w:space="0" w:color="auto" w:frame="1"/>
+        </w:rPr>
+        <w:t>T</w:t>
+      </w:r>
+      <w:r>
+        <w:rPr>
+          <w:rFonts w:ascii="Segoe UI" w:hAnsi="Segoe UI" w:cs="Segoe UI"/>
+          <w:color w:val="333333"/>
+          <w:sz w:val="18"/>
+          <w:szCs w:val="18"/>
+          <w:bdr w:val="none" w:sz="0" w:space="0" w:color="auto" w:frame="1"/>
+          <w:vertAlign w:val="subscript"/>
+        </w:rPr>
+        <w:t>eff</w:t>
+      </w:r>
+      <w:r>
+        <w:rPr>
+          <w:rFonts w:ascii="Segoe UI" w:hAnsi="Segoe UI" w:cs="Segoe UI"/>
+          <w:color w:val="333333"/>
+        </w:rPr>
+        <w:t xml:space="preserve"> and decreases with </w:t>
+      </w:r>
+      <w:proofErr w:type="spellStart"/>
+      <w:r>
+        <w:rPr>
+          <w:rFonts w:ascii="Segoe UI" w:hAnsi="Segoe UI" w:cs="Segoe UI"/>
+          <w:i/>
+          <w:iCs/>
+          <w:color w:val="333333"/>
+          <w:bdr w:val="none" w:sz="0" w:space="0" w:color="auto" w:frame="1"/>
+        </w:rPr>
+        <w:t>P</w:t>
+      </w:r>
+      <w:r>
+        <w:rPr>
+          <w:rFonts w:ascii="Segoe UI" w:hAnsi="Segoe UI" w:cs="Segoe UI"/>
+          <w:color w:val="333333"/>
+          <w:sz w:val="18"/>
+          <w:szCs w:val="18"/>
+          <w:bdr w:val="none" w:sz="0" w:space="0" w:color="auto" w:frame="1"/>
+          <w:vertAlign w:val="subscript"/>
+        </w:rPr>
+        <w:t>orb</w:t>
+      </w:r>
+      <w:proofErr w:type="spellEnd"/>
+      <w:r>
+        <w:rPr>
+          <w:rFonts w:ascii="Segoe UI" w:hAnsi="Segoe UI" w:cs="Segoe UI"/>
+          <w:color w:val="333333"/>
+        </w:rPr>
+        <w:t xml:space="preserve"> at fixed stellar properties, this paired dependence is naturally interpreted as a population-level signature of irradiation-regulated inflation. Comparing the graph with analytic radius-excess </w:t>
+      </w:r>
+      <w:proofErr w:type="spellStart"/>
+      <w:r>
+        <w:rPr>
+          <w:rFonts w:ascii="Segoe UI" w:hAnsi="Segoe UI" w:cs="Segoe UI"/>
+          <w:color w:val="333333"/>
+        </w:rPr>
+        <w:t>scalings</w:t>
+      </w:r>
+      <w:proofErr w:type="spellEnd"/>
+      <w:r>
+        <w:rPr>
+          <w:rFonts w:ascii="Segoe UI" w:hAnsi="Segoe UI" w:cs="Segoe UI"/>
+          <w:color w:val="333333"/>
+        </w:rPr>
+        <w:t xml:space="preserve"> suggests a comparatively important role for Gold–Soter thermal tides, with kinetic/mechanical heating and ohmic dissipation potentially contributing alongside them. Purely period-controlled gravitational tides are </w:t>
+      </w:r>
+      <w:proofErr w:type="spellStart"/>
+      <w:r>
+        <w:rPr>
+          <w:rFonts w:ascii="Segoe UI" w:hAnsi="Segoe UI" w:cs="Segoe UI"/>
+          <w:color w:val="333333"/>
+        </w:rPr>
+        <w:t>disfavored</w:t>
+      </w:r>
+      <w:proofErr w:type="spellEnd"/>
+      <w:r>
+        <w:rPr>
+          <w:rFonts w:ascii="Segoe UI" w:hAnsi="Segoe UI" w:cs="Segoe UI"/>
+          <w:color w:val="333333"/>
+        </w:rPr>
+        <w:t xml:space="preserve"> as the sole explanation because they lack a leading dependence on stellar temperature. Distinguishing thermal tides, kinetic/mechanical heating, ohmic dissipation, and mixed scenarios will require radius-excess measurements that control for incident flux, age, composition, stellar properties, and selection effects. More broadly, this work shows how causal discovery can turn population-level exoplanet data into physically interpretable tests of hot-Jupiter inflation. Causal discovery complements parametric Bayesian population models by testing which observables retain direct conditional dependence on </w:t>
+      </w:r>
+      <w:r>
+        <w:rPr>
+          <w:rFonts w:ascii="Segoe UI" w:hAnsi="Segoe UI" w:cs="Segoe UI"/>
+          <w:i/>
+          <w:iCs/>
+          <w:color w:val="333333"/>
+          <w:bdr w:val="none" w:sz="0" w:space="0" w:color="auto" w:frame="1"/>
+        </w:rPr>
+        <w:t>R</w:t>
+      </w:r>
+      <w:r>
+        <w:rPr>
+          <w:rFonts w:ascii="inherit" w:hAnsi="inherit" w:cs="Segoe UI"/>
+          <w:i/>
+          <w:iCs/>
+          <w:color w:val="333333"/>
+          <w:sz w:val="18"/>
+          <w:szCs w:val="18"/>
+          <w:bdr w:val="none" w:sz="0" w:space="0" w:color="auto" w:frame="1"/>
+        </w:rPr>
+        <w:t>p</w:t>
+      </w:r>
+      <w:r>
+        <w:rPr>
+          <w:rFonts w:ascii="Segoe UI" w:hAnsi="Segoe UI" w:cs="Segoe UI"/>
+          <w:color w:val="333333"/>
+        </w:rPr>
+        <w:t xml:space="preserve"> without imposing a specific radius relation, although the modest sample size limits the scope of the inferred graph.</w:t>
       </w:r>
     </w:p>
     <w:sectPr>
@@ -2380,7 +3989,7 @@
 </file>
 
 <file path=word/styles.xml><?xml version="1.0" encoding="utf-8"?>
-<w:styles xmlns:mc="http://schemas.openxmlformats.org/markup-compatibility/2006" xmlns:r="http://schemas.openxmlformats.org/officeDocument/2006/relationships" xmlns:w="http://schemas.openxmlformats.org/wordprocessingml/2006/main" xmlns:w14="http://schemas.microsoft.com/office/word/2010/wordml" xmlns:w15="http://schemas.microsoft.com/office/word/2012/wordml" xmlns:w16cex="http://schemas.microsoft.com/office/word/2018/wordml/cex" xmlns:w16cid="http://schemas.microsoft.com/office/word/2016/wordml/cid" xmlns:w16="http://schemas.microsoft.com/office/word/2018/wordml" xmlns:w16du="http://schemas.microsoft.com/office/word/2023/wordml/word16du" xmlns:w16sdtdh="http://schemas.microsoft.com/office/word/2020/wordml/sdtdatahash" xmlns:w16sdtfl="http://schemas.microsoft.com/office/word/2024/wordml/sdtformatlock" xmlns:w16se="http://schemas.microsoft.com/office/word/2015/wordml/symex" mc:Ignorable="w14 w15 w16se w16cid w16 w16cex w16sdtdh w16sdtfl w16du">
+<w:styles xmlns:mc="http://schemas.openxmlformats.org/markup-compatibility/2006" xmlns:r="http://schemas.openxmlformats.org/officeDocument/2006/relationships" xmlns:w="http://schemas.openxmlformats.org/wordprocessingml/2006/main" xmlns:w14="http://schemas.microsoft.com/office/word/2010/wordml" xmlns:w15="http://schemas.microsoft.com/office/word/2012/wordml" xmlns:w16cex="http://schemas.microsoft.com/office/word/2018/wordml/cex" xmlns:w16cid="http://schemas.microsoft.com/office/word/2016/wordml/cid" xmlns:w16="http://schemas.microsoft.com/office/word/2018/wordml" xmlns:w16sdtdh="http://schemas.microsoft.com/office/word/2020/wordml/sdtdatahash" xmlns:w16sdtfl="http://schemas.microsoft.com/office/word/2024/wordml/sdtformatlock" xmlns:w16se="http://schemas.microsoft.com/office/word/2015/wordml/symex" xmlns:w16du="http://schemas.microsoft.com/office/word/2023/wordml/word16du" mc:Ignorable="w14 w15 w16se w16cid w16 w16cex w16sdtdh w16sdtfl w16du">
   <w:docDefaults>
     <w:rPrDefault>
       <w:rPr>
